--- a/Kalendar reja 2025-2026/Kalendar reja SIA 7-semestr KX.docx
+++ b/Kalendar reja 2025-2026/Kalendar reja SIA 7-semestr KX.docx
@@ -1,6 +1,6 @@
 
 <file path=word/document.xml><?xml version="1.0" encoding="utf-8"?>
-<w:document xmlns:wpc="http://schemas.microsoft.com/office/word/2010/wordprocessingCanvas" xmlns:cx="http://schemas.microsoft.com/office/drawing/2014/chartex" xmlns:cx1="http://schemas.microsoft.com/office/drawing/2015/9/8/chartex" xmlns:cx2="http://schemas.microsoft.com/office/drawing/2015/10/21/chartex" xmlns:cx3="http://schemas.microsoft.com/office/drawing/2016/5/9/chartex" xmlns:cx4="http://schemas.microsoft.com/office/drawing/2016/5/10/chartex" xmlns:cx5="http://schemas.microsoft.com/office/drawing/2016/5/11/chartex" xmlns:cx6="http://schemas.microsoft.com/office/drawing/2016/5/12/chartex" xmlns:cx7="http://schemas.microsoft.com/office/drawing/2016/5/13/chartex" xmlns:cx8="http://schemas.microsoft.com/office/drawing/2016/5/14/chartex" xmlns:mc="http://schemas.openxmlformats.org/markup-compatibility/2006" xmlns:aink="http://schemas.microsoft.com/office/drawing/2016/ink" xmlns:am3d="http://schemas.microsoft.com/office/drawing/2017/model3d" xmlns:o="urn:schemas-microsoft-com:office:office" xmlns:r="http://schemas.openxmlformats.org/officeDocument/2006/relationships" xmlns:m="http://schemas.openxmlformats.org/officeDocument/2006/math" xmlns:v="urn:schemas-microsoft-com:vml" xmlns:wp14="http://schemas.microsoft.com/office/word/2010/wordprocessingDrawing" xmlns:wp="http://schemas.openxmlformats.org/drawingml/2006/wordprocessingDrawing" xmlns:w10="urn:schemas-microsoft-com:office:word" xmlns:w="http://schemas.openxmlformats.org/wordprocessingml/2006/main" xmlns:w14="http://schemas.microsoft.com/office/word/2010/wordml" xmlns:w15="http://schemas.microsoft.com/office/word/2012/wordml" xmlns:w16cid="http://schemas.microsoft.com/office/word/2016/wordml/cid" xmlns:w16se="http://schemas.microsoft.com/office/word/2015/wordml/symex" xmlns:wpg="http://schemas.microsoft.com/office/word/2010/wordprocessingGroup" xmlns:wpi="http://schemas.microsoft.com/office/word/2010/wordprocessingInk" xmlns:wne="http://schemas.microsoft.com/office/word/2006/wordml" xmlns:wps="http://schemas.microsoft.com/office/word/2010/wordprocessingShape" mc:Ignorable="w14 w15 w16se w16cid wp14">
+<w:document xmlns:wpc="http://schemas.microsoft.com/office/word/2010/wordprocessingCanvas" xmlns:cx="http://schemas.microsoft.com/office/drawing/2014/chartex" xmlns:cx1="http://schemas.microsoft.com/office/drawing/2015/9/8/chartex" xmlns:cx2="http://schemas.microsoft.com/office/drawing/2015/10/21/chartex" xmlns:cx3="http://schemas.microsoft.com/office/drawing/2016/5/9/chartex" xmlns:cx4="http://schemas.microsoft.com/office/drawing/2016/5/10/chartex" xmlns:cx5="http://schemas.microsoft.com/office/drawing/2016/5/11/chartex" xmlns:cx6="http://schemas.microsoft.com/office/drawing/2016/5/12/chartex" xmlns:cx7="http://schemas.microsoft.com/office/drawing/2016/5/13/chartex" xmlns:cx8="http://schemas.microsoft.com/office/drawing/2016/5/14/chartex" xmlns:mc="http://schemas.openxmlformats.org/markup-compatibility/2006" xmlns:aink="http://schemas.microsoft.com/office/drawing/2016/ink" xmlns:am3d="http://schemas.microsoft.com/office/drawing/2017/model3d" xmlns:o="urn:schemas-microsoft-com:office:office" xmlns:r="http://schemas.openxmlformats.org/officeDocument/2006/relationships" xmlns:m="http://schemas.openxmlformats.org/officeDocument/2006/math" xmlns:v="urn:schemas-microsoft-com:vml" xmlns:wp14="http://schemas.microsoft.com/office/word/2010/wordprocessingDrawing" xmlns:wp="http://schemas.openxmlformats.org/drawingml/2006/wordprocessingDrawing" xmlns:w10="urn:schemas-microsoft-com:office:word" xmlns:w="http://schemas.openxmlformats.org/wordprocessingml/2006/main" xmlns:w14="http://schemas.microsoft.com/office/word/2010/wordml" xmlns:w15="http://schemas.microsoft.com/office/word/2012/wordml" xmlns:w16cex="http://schemas.microsoft.com/office/word/2018/wordml/cex" xmlns:w16cid="http://schemas.microsoft.com/office/word/2016/wordml/cid" xmlns:w16="http://schemas.microsoft.com/office/word/2018/wordml" xmlns:w16se="http://schemas.microsoft.com/office/word/2015/wordml/symex" xmlns:wpg="http://schemas.microsoft.com/office/word/2010/wordprocessingGroup" xmlns:wpi="http://schemas.microsoft.com/office/word/2010/wordprocessingInk" xmlns:wne="http://schemas.microsoft.com/office/word/2006/wordml" xmlns:wps="http://schemas.microsoft.com/office/word/2010/wordprocessingShape" mc:Ignorable="w14 w15 w16se w16cid w16 w16cex wp14">
   <w:body>
     <w:p>
       <w:pPr>
@@ -9,6 +9,8 @@
           <w:lang w:val="uz-Cyrl-UZ"/>
         </w:rPr>
       </w:pPr>
+      <w:bookmarkStart w:id="0" w:name="_GoBack"/>
+      <w:bookmarkEnd w:id="0"/>
       <w:r>
         <w:rPr>
           <w:lang w:val="uz-Cyrl-UZ"/>
@@ -19,8 +21,16 @@
         <w:rPr>
           <w:lang w:val="en-US"/>
         </w:rPr>
-        <w:t xml:space="preserve"> HXvaMU</w:t>
+        <w:t xml:space="preserve"> </w:t>
       </w:r>
+      <w:proofErr w:type="spellStart"/>
+      <w:r>
+        <w:rPr>
+          <w:lang w:val="en-US"/>
+        </w:rPr>
+        <w:t>HXvaMU</w:t>
+      </w:r>
+      <w:proofErr w:type="spellEnd"/>
       <w:r>
         <w:rPr>
           <w:lang w:val="uz-Cyrl-UZ"/>
@@ -839,6 +849,7 @@
           <w:lang w:val="en-US"/>
         </w:rPr>
       </w:pPr>
+      <w:proofErr w:type="spellStart"/>
       <w:r>
         <w:rPr>
           <w:sz w:val="28"/>
@@ -847,6 +858,7 @@
         </w:rPr>
         <w:t>Ma’ruza</w:t>
       </w:r>
+      <w:proofErr w:type="spellEnd"/>
       <w:r>
         <w:rPr>
           <w:sz w:val="28"/>
@@ -855,13 +867,23 @@
         </w:rPr>
         <w:t xml:space="preserve"> </w:t>
       </w:r>
+      <w:proofErr w:type="gramStart"/>
       <w:r>
         <w:rPr>
           <w:sz w:val="28"/>
           <w:szCs w:val="28"/>
           <w:lang w:val="uz-Cyrl-UZ"/>
         </w:rPr>
-        <w:t>o‘qituvchisi</w:t>
+        <w:t>o‘</w:t>
+      </w:r>
+      <w:proofErr w:type="gramEnd"/>
+      <w:r>
+        <w:rPr>
+          <w:sz w:val="28"/>
+          <w:szCs w:val="28"/>
+          <w:lang w:val="uz-Cyrl-UZ"/>
+        </w:rPr>
+        <w:t>qituvchisi</w:t>
       </w:r>
       <w:r>
         <w:rPr>
@@ -871,6 +893,7 @@
         </w:rPr>
         <w:t xml:space="preserve">: </w:t>
       </w:r>
+      <w:proofErr w:type="spellStart"/>
       <w:r>
         <w:rPr>
           <w:rFonts w:eastAsia="Calibri"/>
@@ -879,8 +902,9 @@
           <w:szCs w:val="28"/>
           <w:lang w:val="en-US"/>
         </w:rPr>
-        <w:t>katta leytenant</w:t>
+        <w:t>katta</w:t>
       </w:r>
+      <w:proofErr w:type="spellEnd"/>
       <w:r>
         <w:rPr>
           <w:rFonts w:eastAsia="Calibri"/>
@@ -891,6 +915,7 @@
         </w:rPr>
         <w:t xml:space="preserve"> </w:t>
       </w:r>
+      <w:proofErr w:type="spellStart"/>
       <w:r>
         <w:rPr>
           <w:rFonts w:eastAsia="Calibri"/>
@@ -899,7 +924,40 @@
           <w:szCs w:val="28"/>
           <w:lang w:val="en-US"/>
         </w:rPr>
-        <w:t>Qodomboyev R.O‘</w:t>
+        <w:t>leytenant</w:t>
+      </w:r>
+      <w:proofErr w:type="spellEnd"/>
+      <w:r>
+        <w:rPr>
+          <w:rFonts w:eastAsia="Calibri"/>
+          <w:color w:val="000000"/>
+          <w:sz w:val="28"/>
+          <w:szCs w:val="28"/>
+          <w:lang w:val="en-US"/>
+        </w:rPr>
+        <w:t xml:space="preserve"> </w:t>
+      </w:r>
+      <w:proofErr w:type="spellStart"/>
+      <w:r>
+        <w:rPr>
+          <w:rFonts w:eastAsia="Calibri"/>
+          <w:color w:val="000000"/>
+          <w:sz w:val="28"/>
+          <w:szCs w:val="28"/>
+          <w:lang w:val="en-US"/>
+        </w:rPr>
+        <w:t>Qodomboyev</w:t>
+      </w:r>
+      <w:proofErr w:type="spellEnd"/>
+      <w:r>
+        <w:rPr>
+          <w:rFonts w:eastAsia="Calibri"/>
+          <w:color w:val="000000"/>
+          <w:sz w:val="28"/>
+          <w:szCs w:val="28"/>
+          <w:lang w:val="en-US"/>
+        </w:rPr>
+        <w:t xml:space="preserve"> R.O‘</w:t>
       </w:r>
       <w:r>
         <w:rPr>
@@ -931,6 +989,7 @@
         </w:rPr>
         <w:t xml:space="preserve">Amaliyot o‘qituvchisi: </w:t>
       </w:r>
+      <w:proofErr w:type="spellStart"/>
       <w:r>
         <w:rPr>
           <w:rFonts w:eastAsia="Calibri"/>
@@ -939,7 +998,18 @@
           <w:szCs w:val="28"/>
           <w:lang w:val="en-US"/>
         </w:rPr>
-        <w:t>kapitan Isakov</w:t>
+        <w:t>kapitan</w:t>
+      </w:r>
+      <w:proofErr w:type="spellEnd"/>
+      <w:r>
+        <w:rPr>
+          <w:rFonts w:eastAsia="Calibri"/>
+          <w:color w:val="000000"/>
+          <w:sz w:val="28"/>
+          <w:szCs w:val="28"/>
+          <w:lang w:val="en-US"/>
+        </w:rPr>
+        <w:t xml:space="preserve"> Isakov</w:t>
       </w:r>
       <w:r>
         <w:rPr>
@@ -972,6 +1042,7 @@
           <w:lang w:val="en-US"/>
         </w:rPr>
       </w:pPr>
+      <w:proofErr w:type="spellStart"/>
       <w:r>
         <w:rPr>
           <w:sz w:val="28"/>
@@ -980,13 +1051,32 @@
         </w:rPr>
         <w:t>Guruhli</w:t>
       </w:r>
+      <w:proofErr w:type="spellEnd"/>
       <w:r>
         <w:rPr>
           <w:sz w:val="28"/>
           <w:szCs w:val="28"/>
           <w:lang w:val="uz-Cyrl-UZ"/>
         </w:rPr>
-        <w:t xml:space="preserve"> o‘qituvchisi:</w:t>
+        <w:t xml:space="preserve"> </w:t>
+      </w:r>
+      <w:proofErr w:type="gramStart"/>
+      <w:r>
+        <w:rPr>
+          <w:sz w:val="28"/>
+          <w:szCs w:val="28"/>
+          <w:lang w:val="uz-Cyrl-UZ"/>
+        </w:rPr>
+        <w:t>o‘</w:t>
+      </w:r>
+      <w:proofErr w:type="gramEnd"/>
+      <w:r>
+        <w:rPr>
+          <w:sz w:val="28"/>
+          <w:szCs w:val="28"/>
+          <w:lang w:val="uz-Cyrl-UZ"/>
+        </w:rPr>
+        <w:t>qituvchisi:</w:t>
       </w:r>
       <w:r>
         <w:rPr>
@@ -996,6 +1086,7 @@
         </w:rPr>
         <w:t xml:space="preserve"> </w:t>
       </w:r>
+      <w:proofErr w:type="spellStart"/>
       <w:r>
         <w:rPr>
           <w:rFonts w:eastAsia="Calibri"/>
@@ -1004,7 +1095,18 @@
           <w:szCs w:val="28"/>
           <w:lang w:val="en-US"/>
         </w:rPr>
-        <w:t>kapitan Isakov</w:t>
+        <w:t>kapitan</w:t>
+      </w:r>
+      <w:proofErr w:type="spellEnd"/>
+      <w:r>
+        <w:rPr>
+          <w:rFonts w:eastAsia="Calibri"/>
+          <w:color w:val="000000"/>
+          <w:sz w:val="28"/>
+          <w:szCs w:val="28"/>
+          <w:lang w:val="en-US"/>
+        </w:rPr>
+        <w:t xml:space="preserve"> Isakov</w:t>
       </w:r>
       <w:r>
         <w:rPr>
@@ -1044,13 +1146,23 @@
         </w:rPr>
         <w:t xml:space="preserve">Seminar </w:t>
       </w:r>
+      <w:proofErr w:type="gramStart"/>
       <w:r>
         <w:rPr>
           <w:sz w:val="28"/>
           <w:szCs w:val="28"/>
           <w:lang w:val="uz-Cyrl-UZ"/>
         </w:rPr>
-        <w:t xml:space="preserve">o‘qituvchisi: </w:t>
+        <w:t>o‘</w:t>
+      </w:r>
+      <w:proofErr w:type="gramEnd"/>
+      <w:r>
+        <w:rPr>
+          <w:sz w:val="28"/>
+          <w:szCs w:val="28"/>
+          <w:lang w:val="uz-Cyrl-UZ"/>
+        </w:rPr>
+        <w:t xml:space="preserve">qituvchisi: </w:t>
       </w:r>
     </w:p>
     <w:p>
@@ -1143,6 +1255,7 @@
                 <w:szCs w:val="22"/>
               </w:rPr>
             </w:pPr>
+            <w:proofErr w:type="spellStart"/>
             <w:r>
               <w:rPr>
                 <w:b/>
@@ -1151,14 +1264,16 @@
               </w:rPr>
               <w:t>Mashg‘ulot</w:t>
             </w:r>
-            <w:r>
-              <w:rPr>
-                <w:b/>
-                <w:sz w:val="22"/>
-                <w:szCs w:val="22"/>
-              </w:rPr>
-              <w:t xml:space="preserve"> </w:t>
-            </w:r>
+            <w:proofErr w:type="spellEnd"/>
+            <w:r>
+              <w:rPr>
+                <w:b/>
+                <w:sz w:val="22"/>
+                <w:szCs w:val="22"/>
+              </w:rPr>
+              <w:t xml:space="preserve"> </w:t>
+            </w:r>
+            <w:proofErr w:type="spellStart"/>
             <w:r>
               <w:rPr>
                 <w:b/>
@@ -1167,6 +1282,7 @@
               </w:rPr>
               <w:t>turi</w:t>
             </w:r>
+            <w:proofErr w:type="spellEnd"/>
           </w:p>
         </w:tc>
         <w:tc>
@@ -1186,6 +1302,7 @@
                 <w:lang w:val="en-US"/>
               </w:rPr>
             </w:pPr>
+            <w:proofErr w:type="spellStart"/>
             <w:r>
               <w:rPr>
                 <w:b/>
@@ -1195,15 +1312,17 @@
               </w:rPr>
               <w:t>Mavzu</w:t>
             </w:r>
-            <w:r>
-              <w:rPr>
-                <w:b/>
-                <w:sz w:val="22"/>
-                <w:szCs w:val="22"/>
-                <w:lang w:val="en-US"/>
-              </w:rPr>
-              <w:t xml:space="preserve"> </w:t>
-            </w:r>
+            <w:proofErr w:type="spellEnd"/>
+            <w:r>
+              <w:rPr>
+                <w:b/>
+                <w:sz w:val="22"/>
+                <w:szCs w:val="22"/>
+                <w:lang w:val="en-US"/>
+              </w:rPr>
+              <w:t xml:space="preserve"> </w:t>
+            </w:r>
+            <w:proofErr w:type="spellStart"/>
             <w:r>
               <w:rPr>
                 <w:b/>
@@ -1213,15 +1332,17 @@
               </w:rPr>
               <w:t>nomi</w:t>
             </w:r>
-            <w:r>
-              <w:rPr>
-                <w:b/>
-                <w:sz w:val="22"/>
-                <w:szCs w:val="22"/>
-                <w:lang w:val="en-US"/>
-              </w:rPr>
-              <w:t xml:space="preserve"> </w:t>
-            </w:r>
+            <w:proofErr w:type="spellEnd"/>
+            <w:r>
+              <w:rPr>
+                <w:b/>
+                <w:sz w:val="22"/>
+                <w:szCs w:val="22"/>
+                <w:lang w:val="en-US"/>
+              </w:rPr>
+              <w:t xml:space="preserve"> </w:t>
+            </w:r>
+            <w:proofErr w:type="spellStart"/>
             <w:r>
               <w:rPr>
                 <w:b/>
@@ -1231,15 +1352,17 @@
               </w:rPr>
               <w:t>va</w:t>
             </w:r>
-            <w:r>
-              <w:rPr>
-                <w:b/>
-                <w:sz w:val="22"/>
-                <w:szCs w:val="22"/>
-                <w:lang w:val="en-US"/>
-              </w:rPr>
-              <w:t xml:space="preserve"> </w:t>
-            </w:r>
+            <w:proofErr w:type="spellEnd"/>
+            <w:r>
+              <w:rPr>
+                <w:b/>
+                <w:sz w:val="22"/>
+                <w:szCs w:val="22"/>
+                <w:lang w:val="en-US"/>
+              </w:rPr>
+              <w:t xml:space="preserve"> </w:t>
+            </w:r>
+            <w:proofErr w:type="spellStart"/>
             <w:r>
               <w:rPr>
                 <w:b/>
@@ -1249,15 +1372,17 @@
               </w:rPr>
               <w:t>uning</w:t>
             </w:r>
-            <w:r>
-              <w:rPr>
-                <w:b/>
-                <w:sz w:val="22"/>
-                <w:szCs w:val="22"/>
-                <w:lang w:val="en-US"/>
-              </w:rPr>
-              <w:t xml:space="preserve"> </w:t>
-            </w:r>
+            <w:proofErr w:type="spellEnd"/>
+            <w:r>
+              <w:rPr>
+                <w:b/>
+                <w:sz w:val="22"/>
+                <w:szCs w:val="22"/>
+                <w:lang w:val="en-US"/>
+              </w:rPr>
+              <w:t xml:space="preserve"> </w:t>
+            </w:r>
+            <w:proofErr w:type="spellStart"/>
             <w:r>
               <w:rPr>
                 <w:b/>
@@ -1267,15 +1392,17 @@
               </w:rPr>
               <w:t>qisqacha</w:t>
             </w:r>
-            <w:r>
-              <w:rPr>
-                <w:b/>
-                <w:sz w:val="22"/>
-                <w:szCs w:val="22"/>
-                <w:lang w:val="en-US"/>
-              </w:rPr>
-              <w:t xml:space="preserve"> </w:t>
-            </w:r>
+            <w:proofErr w:type="spellEnd"/>
+            <w:r>
+              <w:rPr>
+                <w:b/>
+                <w:sz w:val="22"/>
+                <w:szCs w:val="22"/>
+                <w:lang w:val="en-US"/>
+              </w:rPr>
+              <w:t xml:space="preserve"> </w:t>
+            </w:r>
+            <w:proofErr w:type="spellStart"/>
             <w:r>
               <w:rPr>
                 <w:b/>
@@ -1285,6 +1412,7 @@
               </w:rPr>
               <w:t>mazmuni</w:t>
             </w:r>
+            <w:proofErr w:type="spellEnd"/>
           </w:p>
         </w:tc>
         <w:tc>
@@ -1304,6 +1432,7 @@
                 <w:szCs w:val="22"/>
               </w:rPr>
             </w:pPr>
+            <w:proofErr w:type="spellStart"/>
             <w:r>
               <w:rPr>
                 <w:b/>
@@ -1312,14 +1441,16 @@
               </w:rPr>
               <w:t>Ajratilgan</w:t>
             </w:r>
-            <w:r>
-              <w:rPr>
-                <w:b/>
-                <w:sz w:val="22"/>
-                <w:szCs w:val="22"/>
-              </w:rPr>
-              <w:t xml:space="preserve"> </w:t>
-            </w:r>
+            <w:proofErr w:type="spellEnd"/>
+            <w:r>
+              <w:rPr>
+                <w:b/>
+                <w:sz w:val="22"/>
+                <w:szCs w:val="22"/>
+              </w:rPr>
+              <w:t xml:space="preserve"> </w:t>
+            </w:r>
+            <w:proofErr w:type="spellStart"/>
             <w:r>
               <w:rPr>
                 <w:b/>
@@ -1328,6 +1459,7 @@
               </w:rPr>
               <w:t>soat</w:t>
             </w:r>
+            <w:proofErr w:type="spellEnd"/>
           </w:p>
         </w:tc>
         <w:tc>
@@ -1346,6 +1478,7 @@
                 <w:szCs w:val="22"/>
               </w:rPr>
             </w:pPr>
+            <w:proofErr w:type="spellStart"/>
             <w:r>
               <w:rPr>
                 <w:b/>
@@ -1354,6 +1487,7 @@
               </w:rPr>
               <w:t>Bajarilganligi</w:t>
             </w:r>
+            <w:proofErr w:type="spellEnd"/>
           </w:p>
         </w:tc>
         <w:tc>
@@ -1372,6 +1506,7 @@
                 <w:b/>
               </w:rPr>
             </w:pPr>
+            <w:proofErr w:type="spellStart"/>
             <w:r>
               <w:rPr>
                 <w:b/>
@@ -1380,14 +1515,16 @@
               </w:rPr>
               <w:t>O‘qituvchi</w:t>
             </w:r>
-            <w:r>
-              <w:rPr>
-                <w:b/>
-                <w:sz w:val="22"/>
-                <w:szCs w:val="22"/>
-              </w:rPr>
-              <w:t xml:space="preserve"> </w:t>
-            </w:r>
+            <w:proofErr w:type="spellEnd"/>
+            <w:r>
+              <w:rPr>
+                <w:b/>
+                <w:sz w:val="22"/>
+                <w:szCs w:val="22"/>
+              </w:rPr>
+              <w:t xml:space="preserve"> </w:t>
+            </w:r>
+            <w:proofErr w:type="spellStart"/>
             <w:r>
               <w:rPr>
                 <w:b/>
@@ -1396,6 +1533,7 @@
               </w:rPr>
               <w:t>imzosi</w:t>
             </w:r>
+            <w:proofErr w:type="spellEnd"/>
           </w:p>
         </w:tc>
       </w:tr>
@@ -1492,6 +1630,7 @@
                 <w:szCs w:val="22"/>
               </w:rPr>
             </w:pPr>
+            <w:proofErr w:type="spellStart"/>
             <w:r>
               <w:rPr>
                 <w:b/>
@@ -1500,6 +1639,7 @@
               </w:rPr>
               <w:t>Sana</w:t>
             </w:r>
+            <w:proofErr w:type="spellEnd"/>
           </w:p>
         </w:tc>
         <w:tc>
@@ -1519,6 +1659,7 @@
                 <w:szCs w:val="22"/>
               </w:rPr>
             </w:pPr>
+            <w:proofErr w:type="spellStart"/>
             <w:r>
               <w:rPr>
                 <w:b/>
@@ -1527,14 +1668,16 @@
               </w:rPr>
               <w:t>Soatlar</w:t>
             </w:r>
-            <w:r>
-              <w:rPr>
-                <w:b/>
-                <w:sz w:val="22"/>
-                <w:szCs w:val="22"/>
-              </w:rPr>
-              <w:t xml:space="preserve"> </w:t>
-            </w:r>
+            <w:proofErr w:type="spellEnd"/>
+            <w:r>
+              <w:rPr>
+                <w:b/>
+                <w:sz w:val="22"/>
+                <w:szCs w:val="22"/>
+              </w:rPr>
+              <w:t xml:space="preserve"> </w:t>
+            </w:r>
+            <w:proofErr w:type="spellStart"/>
             <w:r>
               <w:rPr>
                 <w:b/>
@@ -1543,6 +1686,7 @@
               </w:rPr>
               <w:t>soni</w:t>
             </w:r>
+            <w:proofErr w:type="spellEnd"/>
           </w:p>
         </w:tc>
         <w:tc>
@@ -1560,6 +1704,7 @@
                 <w:szCs w:val="22"/>
               </w:rPr>
             </w:pPr>
+            <w:proofErr w:type="spellStart"/>
             <w:r>
               <w:rPr>
                 <w:b/>
@@ -1568,6 +1713,7 @@
               </w:rPr>
               <w:t>Guru</w:t>
             </w:r>
+            <w:proofErr w:type="spellEnd"/>
             <w:r>
               <w:rPr>
                 <w:b/>
@@ -1585,6 +1731,7 @@
               </w:rPr>
               <w:t xml:space="preserve"> </w:t>
             </w:r>
+            <w:proofErr w:type="spellStart"/>
             <w:r>
               <w:rPr>
                 <w:b/>
@@ -1593,6 +1740,7 @@
               </w:rPr>
               <w:t>raqamlari</w:t>
             </w:r>
+            <w:proofErr w:type="spellEnd"/>
           </w:p>
         </w:tc>
         <w:tc>
@@ -1853,6 +2001,7 @@
                 <w:lang w:val="en-US"/>
               </w:rPr>
             </w:pPr>
+            <w:proofErr w:type="spellStart"/>
             <w:r>
               <w:rPr>
                 <w:color w:val="000000"/>
@@ -1860,6 +2009,7 @@
               </w:rPr>
               <w:t>Ma’ruza</w:t>
             </w:r>
+            <w:proofErr w:type="spellEnd"/>
           </w:p>
         </w:tc>
         <w:tc>
@@ -1912,7 +2062,135 @@
                 <w:bCs/>
                 <w:lang w:val="en-US"/>
               </w:rPr>
-              <w:t xml:space="preserve">“Sun’iy intellekt asoslari” faniga kirish va asosiy tushunchalari. </w:t>
+              <w:t>“</w:t>
+            </w:r>
+            <w:proofErr w:type="spellStart"/>
+            <w:r>
+              <w:rPr>
+                <w:bCs/>
+                <w:lang w:val="en-US"/>
+              </w:rPr>
+              <w:t>Sun’iy</w:t>
+            </w:r>
+            <w:proofErr w:type="spellEnd"/>
+            <w:r>
+              <w:rPr>
+                <w:bCs/>
+                <w:lang w:val="en-US"/>
+              </w:rPr>
+              <w:t xml:space="preserve"> </w:t>
+            </w:r>
+            <w:proofErr w:type="spellStart"/>
+            <w:r>
+              <w:rPr>
+                <w:bCs/>
+                <w:lang w:val="en-US"/>
+              </w:rPr>
+              <w:t>intellekt</w:t>
+            </w:r>
+            <w:proofErr w:type="spellEnd"/>
+            <w:r>
+              <w:rPr>
+                <w:bCs/>
+                <w:lang w:val="en-US"/>
+              </w:rPr>
+              <w:t xml:space="preserve"> </w:t>
+            </w:r>
+            <w:proofErr w:type="spellStart"/>
+            <w:r>
+              <w:rPr>
+                <w:bCs/>
+                <w:lang w:val="en-US"/>
+              </w:rPr>
+              <w:t>asoslari</w:t>
+            </w:r>
+            <w:proofErr w:type="spellEnd"/>
+            <w:r>
+              <w:rPr>
+                <w:bCs/>
+                <w:lang w:val="en-US"/>
+              </w:rPr>
+              <w:t xml:space="preserve">” </w:t>
+            </w:r>
+            <w:proofErr w:type="spellStart"/>
+            <w:r>
+              <w:rPr>
+                <w:bCs/>
+                <w:lang w:val="en-US"/>
+              </w:rPr>
+              <w:t>faniga</w:t>
+            </w:r>
+            <w:proofErr w:type="spellEnd"/>
+            <w:r>
+              <w:rPr>
+                <w:bCs/>
+                <w:lang w:val="en-US"/>
+              </w:rPr>
+              <w:t xml:space="preserve"> </w:t>
+            </w:r>
+            <w:proofErr w:type="spellStart"/>
+            <w:r>
+              <w:rPr>
+                <w:bCs/>
+                <w:lang w:val="en-US"/>
+              </w:rPr>
+              <w:t>kirish</w:t>
+            </w:r>
+            <w:proofErr w:type="spellEnd"/>
+            <w:r>
+              <w:rPr>
+                <w:bCs/>
+                <w:lang w:val="en-US"/>
+              </w:rPr>
+              <w:t xml:space="preserve"> </w:t>
+            </w:r>
+            <w:proofErr w:type="spellStart"/>
+            <w:r>
+              <w:rPr>
+                <w:bCs/>
+                <w:lang w:val="en-US"/>
+              </w:rPr>
+              <w:t>va</w:t>
+            </w:r>
+            <w:proofErr w:type="spellEnd"/>
+            <w:r>
+              <w:rPr>
+                <w:bCs/>
+                <w:lang w:val="en-US"/>
+              </w:rPr>
+              <w:t xml:space="preserve"> </w:t>
+            </w:r>
+            <w:proofErr w:type="spellStart"/>
+            <w:r>
+              <w:rPr>
+                <w:bCs/>
+                <w:lang w:val="en-US"/>
+              </w:rPr>
+              <w:t>asosiy</w:t>
+            </w:r>
+            <w:proofErr w:type="spellEnd"/>
+            <w:r>
+              <w:rPr>
+                <w:bCs/>
+                <w:lang w:val="en-US"/>
+              </w:rPr>
+              <w:t xml:space="preserve"> </w:t>
+            </w:r>
+            <w:proofErr w:type="spellStart"/>
+            <w:r>
+              <w:rPr>
+                <w:bCs/>
+                <w:lang w:val="en-US"/>
+              </w:rPr>
+              <w:t>tushunchalari</w:t>
+            </w:r>
+            <w:proofErr w:type="spellEnd"/>
+            <w:r>
+              <w:rPr>
+                <w:bCs/>
+                <w:lang w:val="en-US"/>
+              </w:rPr>
+              <w:t xml:space="preserve">. </w:t>
             </w:r>
           </w:p>
           <w:p>
@@ -1933,20 +2211,198 @@
                 <w:bCs/>
                 <w:lang w:val="en-US"/>
               </w:rPr>
-              <w:t>1-mashg‘ulot.</w:t>
-            </w:r>
-            <w:r>
-              <w:rPr>
-                <w:lang w:val="uz-Cyrl-UZ"/>
-              </w:rPr>
-              <w:t xml:space="preserve"> </w:t>
-            </w:r>
-            <w:r>
-              <w:rPr>
-                <w:bCs/>
-                <w:lang w:val="en-US"/>
-              </w:rPr>
-              <w:t>Python dasturlash tilining klassifikatsiyasi va rivojlanish tarixi. Python dasturlash tilining asosiy tushunchalari.</w:t>
+              <w:t>1-</w:t>
+            </w:r>
+            <w:proofErr w:type="gramStart"/>
+            <w:r>
+              <w:rPr>
+                <w:b/>
+                <w:bCs/>
+                <w:lang w:val="en-US"/>
+              </w:rPr>
+              <w:t>mashg‘</w:t>
+            </w:r>
+            <w:proofErr w:type="gramEnd"/>
+            <w:r>
+              <w:rPr>
+                <w:b/>
+                <w:bCs/>
+                <w:lang w:val="en-US"/>
+              </w:rPr>
+              <w:t>ulot.</w:t>
+            </w:r>
+            <w:r>
+              <w:rPr>
+                <w:lang w:val="uz-Cyrl-UZ"/>
+              </w:rPr>
+              <w:t xml:space="preserve"> </w:t>
+            </w:r>
+            <w:r>
+              <w:rPr>
+                <w:bCs/>
+                <w:lang w:val="en-US"/>
+              </w:rPr>
+              <w:t xml:space="preserve">Python </w:t>
+            </w:r>
+            <w:proofErr w:type="spellStart"/>
+            <w:r>
+              <w:rPr>
+                <w:bCs/>
+                <w:lang w:val="en-US"/>
+              </w:rPr>
+              <w:t>dasturlash</w:t>
+            </w:r>
+            <w:proofErr w:type="spellEnd"/>
+            <w:r>
+              <w:rPr>
+                <w:bCs/>
+                <w:lang w:val="en-US"/>
+              </w:rPr>
+              <w:t xml:space="preserve"> </w:t>
+            </w:r>
+            <w:proofErr w:type="spellStart"/>
+            <w:r>
+              <w:rPr>
+                <w:bCs/>
+                <w:lang w:val="en-US"/>
+              </w:rPr>
+              <w:t>tilining</w:t>
+            </w:r>
+            <w:proofErr w:type="spellEnd"/>
+            <w:r>
+              <w:rPr>
+                <w:bCs/>
+                <w:lang w:val="en-US"/>
+              </w:rPr>
+              <w:t xml:space="preserve"> </w:t>
+            </w:r>
+            <w:proofErr w:type="spellStart"/>
+            <w:r>
+              <w:rPr>
+                <w:bCs/>
+                <w:lang w:val="en-US"/>
+              </w:rPr>
+              <w:t>klassifikatsiyasi</w:t>
+            </w:r>
+            <w:proofErr w:type="spellEnd"/>
+            <w:r>
+              <w:rPr>
+                <w:bCs/>
+                <w:lang w:val="en-US"/>
+              </w:rPr>
+              <w:t xml:space="preserve"> </w:t>
+            </w:r>
+            <w:proofErr w:type="spellStart"/>
+            <w:r>
+              <w:rPr>
+                <w:bCs/>
+                <w:lang w:val="en-US"/>
+              </w:rPr>
+              <w:t>va</w:t>
+            </w:r>
+            <w:proofErr w:type="spellEnd"/>
+            <w:r>
+              <w:rPr>
+                <w:bCs/>
+                <w:lang w:val="en-US"/>
+              </w:rPr>
+              <w:t xml:space="preserve"> </w:t>
+            </w:r>
+            <w:proofErr w:type="spellStart"/>
+            <w:r>
+              <w:rPr>
+                <w:bCs/>
+                <w:lang w:val="en-US"/>
+              </w:rPr>
+              <w:t>rivojlanish</w:t>
+            </w:r>
+            <w:proofErr w:type="spellEnd"/>
+            <w:r>
+              <w:rPr>
+                <w:bCs/>
+                <w:lang w:val="en-US"/>
+              </w:rPr>
+              <w:t xml:space="preserve"> </w:t>
+            </w:r>
+            <w:proofErr w:type="spellStart"/>
+            <w:r>
+              <w:rPr>
+                <w:bCs/>
+                <w:lang w:val="en-US"/>
+              </w:rPr>
+              <w:t>tarixi</w:t>
+            </w:r>
+            <w:proofErr w:type="spellEnd"/>
+            <w:r>
+              <w:rPr>
+                <w:bCs/>
+                <w:lang w:val="en-US"/>
+              </w:rPr>
+              <w:t xml:space="preserve">. Python </w:t>
+            </w:r>
+            <w:proofErr w:type="spellStart"/>
+            <w:r>
+              <w:rPr>
+                <w:bCs/>
+                <w:lang w:val="en-US"/>
+              </w:rPr>
+              <w:t>dasturlash</w:t>
+            </w:r>
+            <w:proofErr w:type="spellEnd"/>
+            <w:r>
+              <w:rPr>
+                <w:bCs/>
+                <w:lang w:val="en-US"/>
+              </w:rPr>
+              <w:t xml:space="preserve"> </w:t>
+            </w:r>
+            <w:proofErr w:type="spellStart"/>
+            <w:r>
+              <w:rPr>
+                <w:bCs/>
+                <w:lang w:val="en-US"/>
+              </w:rPr>
+              <w:t>tilining</w:t>
+            </w:r>
+            <w:proofErr w:type="spellEnd"/>
+            <w:r>
+              <w:rPr>
+                <w:bCs/>
+                <w:lang w:val="en-US"/>
+              </w:rPr>
+              <w:t xml:space="preserve"> </w:t>
+            </w:r>
+            <w:proofErr w:type="spellStart"/>
+            <w:r>
+              <w:rPr>
+                <w:bCs/>
+                <w:lang w:val="en-US"/>
+              </w:rPr>
+              <w:t>asosiy</w:t>
+            </w:r>
+            <w:proofErr w:type="spellEnd"/>
+            <w:r>
+              <w:rPr>
+                <w:bCs/>
+                <w:lang w:val="en-US"/>
+              </w:rPr>
+              <w:t xml:space="preserve"> </w:t>
+            </w:r>
+            <w:proofErr w:type="spellStart"/>
+            <w:r>
+              <w:rPr>
+                <w:bCs/>
+                <w:lang w:val="en-US"/>
+              </w:rPr>
+              <w:t>tushunchalari</w:t>
+            </w:r>
+            <w:proofErr w:type="spellEnd"/>
+            <w:r>
+              <w:rPr>
+                <w:bCs/>
+                <w:lang w:val="en-US"/>
+              </w:rPr>
+              <w:t>.</w:t>
             </w:r>
           </w:p>
         </w:tc>
@@ -2097,6 +2553,7 @@
             <w:pPr>
               <w:jc w:val="center"/>
             </w:pPr>
+            <w:proofErr w:type="spellStart"/>
             <w:r>
               <w:rPr>
                 <w:color w:val="000000"/>
@@ -2104,6 +2561,7 @@
               </w:rPr>
               <w:t>Guruhli</w:t>
             </w:r>
+            <w:proofErr w:type="spellEnd"/>
           </w:p>
         </w:tc>
         <w:tc>
@@ -2159,19 +2617,133 @@
               </w:rPr>
               <w:t>“</w:t>
             </w:r>
-            <w:r>
-              <w:rPr>
-                <w:bCs/>
-                <w:lang w:val="en-US"/>
-              </w:rPr>
-              <w:t>Sun’iy intellekt asoslari</w:t>
-            </w:r>
-            <w:r>
-              <w:rPr>
-                <w:bCs/>
-                <w:lang w:val="en-US"/>
-              </w:rPr>
-              <w:t>” faniga kirish va asosiy tushunchalari.</w:t>
+            <w:proofErr w:type="spellStart"/>
+            <w:r>
+              <w:rPr>
+                <w:bCs/>
+                <w:lang w:val="en-US"/>
+              </w:rPr>
+              <w:t>Sun’iy</w:t>
+            </w:r>
+            <w:proofErr w:type="spellEnd"/>
+            <w:r>
+              <w:rPr>
+                <w:bCs/>
+                <w:lang w:val="en-US"/>
+              </w:rPr>
+              <w:t xml:space="preserve"> </w:t>
+            </w:r>
+            <w:proofErr w:type="spellStart"/>
+            <w:r>
+              <w:rPr>
+                <w:bCs/>
+                <w:lang w:val="en-US"/>
+              </w:rPr>
+              <w:t>intellekt</w:t>
+            </w:r>
+            <w:proofErr w:type="spellEnd"/>
+            <w:r>
+              <w:rPr>
+                <w:bCs/>
+                <w:lang w:val="en-US"/>
+              </w:rPr>
+              <w:t xml:space="preserve"> </w:t>
+            </w:r>
+            <w:proofErr w:type="spellStart"/>
+            <w:r>
+              <w:rPr>
+                <w:bCs/>
+                <w:lang w:val="en-US"/>
+              </w:rPr>
+              <w:t>asoslari</w:t>
+            </w:r>
+            <w:proofErr w:type="spellEnd"/>
+            <w:r>
+              <w:rPr>
+                <w:bCs/>
+                <w:lang w:val="en-US"/>
+              </w:rPr>
+              <w:t xml:space="preserve">” </w:t>
+            </w:r>
+            <w:proofErr w:type="spellStart"/>
+            <w:r>
+              <w:rPr>
+                <w:bCs/>
+                <w:lang w:val="en-US"/>
+              </w:rPr>
+              <w:t>faniga</w:t>
+            </w:r>
+            <w:proofErr w:type="spellEnd"/>
+            <w:r>
+              <w:rPr>
+                <w:bCs/>
+                <w:lang w:val="en-US"/>
+              </w:rPr>
+              <w:t xml:space="preserve"> </w:t>
+            </w:r>
+            <w:proofErr w:type="spellStart"/>
+            <w:r>
+              <w:rPr>
+                <w:bCs/>
+                <w:lang w:val="en-US"/>
+              </w:rPr>
+              <w:t>kirish</w:t>
+            </w:r>
+            <w:proofErr w:type="spellEnd"/>
+            <w:r>
+              <w:rPr>
+                <w:bCs/>
+                <w:lang w:val="en-US"/>
+              </w:rPr>
+              <w:t xml:space="preserve"> </w:t>
+            </w:r>
+            <w:proofErr w:type="spellStart"/>
+            <w:r>
+              <w:rPr>
+                <w:bCs/>
+                <w:lang w:val="en-US"/>
+              </w:rPr>
+              <w:t>va</w:t>
+            </w:r>
+            <w:proofErr w:type="spellEnd"/>
+            <w:r>
+              <w:rPr>
+                <w:bCs/>
+                <w:lang w:val="en-US"/>
+              </w:rPr>
+              <w:t xml:space="preserve"> </w:t>
+            </w:r>
+            <w:proofErr w:type="spellStart"/>
+            <w:r>
+              <w:rPr>
+                <w:bCs/>
+                <w:lang w:val="en-US"/>
+              </w:rPr>
+              <w:t>asosiy</w:t>
+            </w:r>
+            <w:proofErr w:type="spellEnd"/>
+            <w:r>
+              <w:rPr>
+                <w:bCs/>
+                <w:lang w:val="en-US"/>
+              </w:rPr>
+              <w:t xml:space="preserve"> </w:t>
+            </w:r>
+            <w:proofErr w:type="spellStart"/>
+            <w:r>
+              <w:rPr>
+                <w:bCs/>
+                <w:lang w:val="en-US"/>
+              </w:rPr>
+              <w:t>tushunchalari</w:t>
+            </w:r>
+            <w:proofErr w:type="spellEnd"/>
+            <w:r>
+              <w:rPr>
+                <w:bCs/>
+                <w:lang w:val="en-US"/>
+              </w:rPr>
+              <w:t>.</w:t>
             </w:r>
           </w:p>
           <w:p>
@@ -2200,7 +2772,16 @@
                 <w:bCs/>
                 <w:lang w:val="en-US"/>
               </w:rPr>
-              <w:t>-mash</w:t>
+              <w:t>-</w:t>
+            </w:r>
+            <w:proofErr w:type="spellStart"/>
+            <w:r>
+              <w:rPr>
+                <w:b/>
+                <w:bCs/>
+                <w:lang w:val="en-US"/>
+              </w:rPr>
+              <w:t>mash</w:t>
             </w:r>
             <w:r>
               <w:rPr>
@@ -2216,7 +2797,16 @@
                 <w:bCs/>
                 <w:lang w:val="en-US"/>
               </w:rPr>
-              <w:t>ulot.</w:t>
+              <w:t>ulot</w:t>
+            </w:r>
+            <w:proofErr w:type="spellEnd"/>
+            <w:r>
+              <w:rPr>
+                <w:b/>
+                <w:bCs/>
+                <w:lang w:val="en-US"/>
+              </w:rPr>
+              <w:t>.</w:t>
             </w:r>
             <w:r>
               <w:rPr>
@@ -2379,6 +2969,7 @@
             <w:pPr>
               <w:jc w:val="center"/>
             </w:pPr>
+            <w:proofErr w:type="spellStart"/>
             <w:r>
               <w:rPr>
                 <w:color w:val="000000"/>
@@ -2386,6 +2977,7 @@
               </w:rPr>
               <w:t>Guruhli</w:t>
             </w:r>
+            <w:proofErr w:type="spellEnd"/>
           </w:p>
         </w:tc>
         <w:tc>
@@ -2441,19 +3033,133 @@
               </w:rPr>
               <w:t>“</w:t>
             </w:r>
-            <w:r>
-              <w:rPr>
-                <w:bCs/>
-                <w:lang w:val="en-US"/>
-              </w:rPr>
-              <w:t>Sun’iy intellekt asoslari</w:t>
-            </w:r>
-            <w:r>
-              <w:rPr>
-                <w:bCs/>
-                <w:lang w:val="en-US"/>
-              </w:rPr>
-              <w:t>” faniga kirish va asosiy tushunchalari.</w:t>
+            <w:proofErr w:type="spellStart"/>
+            <w:r>
+              <w:rPr>
+                <w:bCs/>
+                <w:lang w:val="en-US"/>
+              </w:rPr>
+              <w:t>Sun’iy</w:t>
+            </w:r>
+            <w:proofErr w:type="spellEnd"/>
+            <w:r>
+              <w:rPr>
+                <w:bCs/>
+                <w:lang w:val="en-US"/>
+              </w:rPr>
+              <w:t xml:space="preserve"> </w:t>
+            </w:r>
+            <w:proofErr w:type="spellStart"/>
+            <w:r>
+              <w:rPr>
+                <w:bCs/>
+                <w:lang w:val="en-US"/>
+              </w:rPr>
+              <w:t>intellekt</w:t>
+            </w:r>
+            <w:proofErr w:type="spellEnd"/>
+            <w:r>
+              <w:rPr>
+                <w:bCs/>
+                <w:lang w:val="en-US"/>
+              </w:rPr>
+              <w:t xml:space="preserve"> </w:t>
+            </w:r>
+            <w:proofErr w:type="spellStart"/>
+            <w:r>
+              <w:rPr>
+                <w:bCs/>
+                <w:lang w:val="en-US"/>
+              </w:rPr>
+              <w:t>asoslari</w:t>
+            </w:r>
+            <w:proofErr w:type="spellEnd"/>
+            <w:r>
+              <w:rPr>
+                <w:bCs/>
+                <w:lang w:val="en-US"/>
+              </w:rPr>
+              <w:t xml:space="preserve">” </w:t>
+            </w:r>
+            <w:proofErr w:type="spellStart"/>
+            <w:r>
+              <w:rPr>
+                <w:bCs/>
+                <w:lang w:val="en-US"/>
+              </w:rPr>
+              <w:t>faniga</w:t>
+            </w:r>
+            <w:proofErr w:type="spellEnd"/>
+            <w:r>
+              <w:rPr>
+                <w:bCs/>
+                <w:lang w:val="en-US"/>
+              </w:rPr>
+              <w:t xml:space="preserve"> </w:t>
+            </w:r>
+            <w:proofErr w:type="spellStart"/>
+            <w:r>
+              <w:rPr>
+                <w:bCs/>
+                <w:lang w:val="en-US"/>
+              </w:rPr>
+              <w:t>kirish</w:t>
+            </w:r>
+            <w:proofErr w:type="spellEnd"/>
+            <w:r>
+              <w:rPr>
+                <w:bCs/>
+                <w:lang w:val="en-US"/>
+              </w:rPr>
+              <w:t xml:space="preserve"> </w:t>
+            </w:r>
+            <w:proofErr w:type="spellStart"/>
+            <w:r>
+              <w:rPr>
+                <w:bCs/>
+                <w:lang w:val="en-US"/>
+              </w:rPr>
+              <w:t>va</w:t>
+            </w:r>
+            <w:proofErr w:type="spellEnd"/>
+            <w:r>
+              <w:rPr>
+                <w:bCs/>
+                <w:lang w:val="en-US"/>
+              </w:rPr>
+              <w:t xml:space="preserve"> </w:t>
+            </w:r>
+            <w:proofErr w:type="spellStart"/>
+            <w:r>
+              <w:rPr>
+                <w:bCs/>
+                <w:lang w:val="en-US"/>
+              </w:rPr>
+              <w:t>asosiy</w:t>
+            </w:r>
+            <w:proofErr w:type="spellEnd"/>
+            <w:r>
+              <w:rPr>
+                <w:bCs/>
+                <w:lang w:val="en-US"/>
+              </w:rPr>
+              <w:t xml:space="preserve"> </w:t>
+            </w:r>
+            <w:proofErr w:type="spellStart"/>
+            <w:r>
+              <w:rPr>
+                <w:bCs/>
+                <w:lang w:val="en-US"/>
+              </w:rPr>
+              <w:t>tushunchalari</w:t>
+            </w:r>
+            <w:proofErr w:type="spellEnd"/>
+            <w:r>
+              <w:rPr>
+                <w:bCs/>
+                <w:lang w:val="en-US"/>
+              </w:rPr>
+              <w:t>.</w:t>
             </w:r>
           </w:p>
           <w:p>
@@ -2482,7 +3188,16 @@
                 <w:bCs/>
                 <w:lang w:val="en-US"/>
               </w:rPr>
-              <w:t>-mash</w:t>
+              <w:t>-</w:t>
+            </w:r>
+            <w:proofErr w:type="spellStart"/>
+            <w:r>
+              <w:rPr>
+                <w:b/>
+                <w:bCs/>
+                <w:lang w:val="en-US"/>
+              </w:rPr>
+              <w:t>mash</w:t>
             </w:r>
             <w:r>
               <w:rPr>
@@ -2498,7 +3213,16 @@
                 <w:bCs/>
                 <w:lang w:val="en-US"/>
               </w:rPr>
-              <w:t>ulot.</w:t>
+              <w:t>ulot</w:t>
+            </w:r>
+            <w:proofErr w:type="spellEnd"/>
+            <w:r>
+              <w:rPr>
+                <w:b/>
+                <w:bCs/>
+                <w:lang w:val="en-US"/>
+              </w:rPr>
+              <w:t>.</w:t>
             </w:r>
             <w:r>
               <w:rPr>
@@ -2668,6 +3392,7 @@
             <w:pPr>
               <w:jc w:val="center"/>
             </w:pPr>
+            <w:proofErr w:type="spellStart"/>
             <w:r>
               <w:rPr>
                 <w:color w:val="000000"/>
@@ -2675,6 +3400,7 @@
               </w:rPr>
               <w:t>Guruhli</w:t>
             </w:r>
+            <w:proofErr w:type="spellEnd"/>
           </w:p>
         </w:tc>
         <w:tc>
@@ -2730,19 +3456,133 @@
               </w:rPr>
               <w:t>“</w:t>
             </w:r>
-            <w:r>
-              <w:rPr>
-                <w:bCs/>
-                <w:lang w:val="en-US"/>
-              </w:rPr>
-              <w:t>Sun’iy intellekt asoslari</w:t>
-            </w:r>
-            <w:r>
-              <w:rPr>
-                <w:bCs/>
-                <w:lang w:val="en-US"/>
-              </w:rPr>
-              <w:t>” faniga kirish va asosiy tushunchalari.</w:t>
+            <w:proofErr w:type="spellStart"/>
+            <w:r>
+              <w:rPr>
+                <w:bCs/>
+                <w:lang w:val="en-US"/>
+              </w:rPr>
+              <w:t>Sun’iy</w:t>
+            </w:r>
+            <w:proofErr w:type="spellEnd"/>
+            <w:r>
+              <w:rPr>
+                <w:bCs/>
+                <w:lang w:val="en-US"/>
+              </w:rPr>
+              <w:t xml:space="preserve"> </w:t>
+            </w:r>
+            <w:proofErr w:type="spellStart"/>
+            <w:r>
+              <w:rPr>
+                <w:bCs/>
+                <w:lang w:val="en-US"/>
+              </w:rPr>
+              <w:t>intellekt</w:t>
+            </w:r>
+            <w:proofErr w:type="spellEnd"/>
+            <w:r>
+              <w:rPr>
+                <w:bCs/>
+                <w:lang w:val="en-US"/>
+              </w:rPr>
+              <w:t xml:space="preserve"> </w:t>
+            </w:r>
+            <w:proofErr w:type="spellStart"/>
+            <w:r>
+              <w:rPr>
+                <w:bCs/>
+                <w:lang w:val="en-US"/>
+              </w:rPr>
+              <w:t>asoslari</w:t>
+            </w:r>
+            <w:proofErr w:type="spellEnd"/>
+            <w:r>
+              <w:rPr>
+                <w:bCs/>
+                <w:lang w:val="en-US"/>
+              </w:rPr>
+              <w:t xml:space="preserve">” </w:t>
+            </w:r>
+            <w:proofErr w:type="spellStart"/>
+            <w:r>
+              <w:rPr>
+                <w:bCs/>
+                <w:lang w:val="en-US"/>
+              </w:rPr>
+              <w:t>faniga</w:t>
+            </w:r>
+            <w:proofErr w:type="spellEnd"/>
+            <w:r>
+              <w:rPr>
+                <w:bCs/>
+                <w:lang w:val="en-US"/>
+              </w:rPr>
+              <w:t xml:space="preserve"> </w:t>
+            </w:r>
+            <w:proofErr w:type="spellStart"/>
+            <w:r>
+              <w:rPr>
+                <w:bCs/>
+                <w:lang w:val="en-US"/>
+              </w:rPr>
+              <w:t>kirish</w:t>
+            </w:r>
+            <w:proofErr w:type="spellEnd"/>
+            <w:r>
+              <w:rPr>
+                <w:bCs/>
+                <w:lang w:val="en-US"/>
+              </w:rPr>
+              <w:t xml:space="preserve"> </w:t>
+            </w:r>
+            <w:proofErr w:type="spellStart"/>
+            <w:r>
+              <w:rPr>
+                <w:bCs/>
+                <w:lang w:val="en-US"/>
+              </w:rPr>
+              <w:t>va</w:t>
+            </w:r>
+            <w:proofErr w:type="spellEnd"/>
+            <w:r>
+              <w:rPr>
+                <w:bCs/>
+                <w:lang w:val="en-US"/>
+              </w:rPr>
+              <w:t xml:space="preserve"> </w:t>
+            </w:r>
+            <w:proofErr w:type="spellStart"/>
+            <w:r>
+              <w:rPr>
+                <w:bCs/>
+                <w:lang w:val="en-US"/>
+              </w:rPr>
+              <w:t>asosiy</w:t>
+            </w:r>
+            <w:proofErr w:type="spellEnd"/>
+            <w:r>
+              <w:rPr>
+                <w:bCs/>
+                <w:lang w:val="en-US"/>
+              </w:rPr>
+              <w:t xml:space="preserve"> </w:t>
+            </w:r>
+            <w:proofErr w:type="spellStart"/>
+            <w:r>
+              <w:rPr>
+                <w:bCs/>
+                <w:lang w:val="en-US"/>
+              </w:rPr>
+              <w:t>tushunchalari</w:t>
+            </w:r>
+            <w:proofErr w:type="spellEnd"/>
+            <w:r>
+              <w:rPr>
+                <w:bCs/>
+                <w:lang w:val="en-US"/>
+              </w:rPr>
+              <w:t>.</w:t>
             </w:r>
           </w:p>
           <w:p>
@@ -2759,7 +3599,16 @@
                 <w:bCs/>
                 <w:lang w:val="en-US"/>
               </w:rPr>
-              <w:t>4-mash</w:t>
+              <w:t>4-</w:t>
+            </w:r>
+            <w:proofErr w:type="gramStart"/>
+            <w:r>
+              <w:rPr>
+                <w:b/>
+                <w:bCs/>
+                <w:lang w:val="en-US"/>
+              </w:rPr>
+              <w:t>mash</w:t>
             </w:r>
             <w:r>
               <w:rPr>
@@ -2769,6 +3618,7 @@
               </w:rPr>
               <w:t>g‘</w:t>
             </w:r>
+            <w:proofErr w:type="gramEnd"/>
             <w:r>
               <w:rPr>
                 <w:b/>
@@ -2980,6 +3830,7 @@
             <w:pPr>
               <w:jc w:val="center"/>
             </w:pPr>
+            <w:proofErr w:type="spellStart"/>
             <w:r>
               <w:rPr>
                 <w:color w:val="000000"/>
@@ -2987,6 +3838,7 @@
               </w:rPr>
               <w:t>Amaliy</w:t>
             </w:r>
+            <w:proofErr w:type="spellEnd"/>
           </w:p>
         </w:tc>
         <w:tc>
@@ -3041,20 +3893,127 @@
               </w:rPr>
               <w:t>“</w:t>
             </w:r>
-            <w:r>
-              <w:rPr>
-                <w:bCs/>
-                <w:lang w:val="en-US"/>
-              </w:rPr>
-              <w:t>Sun’iy intellekt asoslari</w:t>
-            </w:r>
-            <w:r>
-              <w:rPr>
-                <w:bCs/>
-                <w:lang w:val="en-US"/>
-              </w:rPr>
-              <w:t>” faniga kirish va asosiy tushunchalari</w:t>
-            </w:r>
+            <w:proofErr w:type="spellStart"/>
+            <w:r>
+              <w:rPr>
+                <w:bCs/>
+                <w:lang w:val="en-US"/>
+              </w:rPr>
+              <w:t>Sun’iy</w:t>
+            </w:r>
+            <w:proofErr w:type="spellEnd"/>
+            <w:r>
+              <w:rPr>
+                <w:bCs/>
+                <w:lang w:val="en-US"/>
+              </w:rPr>
+              <w:t xml:space="preserve"> </w:t>
+            </w:r>
+            <w:proofErr w:type="spellStart"/>
+            <w:r>
+              <w:rPr>
+                <w:bCs/>
+                <w:lang w:val="en-US"/>
+              </w:rPr>
+              <w:t>intellekt</w:t>
+            </w:r>
+            <w:proofErr w:type="spellEnd"/>
+            <w:r>
+              <w:rPr>
+                <w:bCs/>
+                <w:lang w:val="en-US"/>
+              </w:rPr>
+              <w:t xml:space="preserve"> </w:t>
+            </w:r>
+            <w:proofErr w:type="spellStart"/>
+            <w:r>
+              <w:rPr>
+                <w:bCs/>
+                <w:lang w:val="en-US"/>
+              </w:rPr>
+              <w:t>asoslari</w:t>
+            </w:r>
+            <w:proofErr w:type="spellEnd"/>
+            <w:r>
+              <w:rPr>
+                <w:bCs/>
+                <w:lang w:val="en-US"/>
+              </w:rPr>
+              <w:t xml:space="preserve">” </w:t>
+            </w:r>
+            <w:proofErr w:type="spellStart"/>
+            <w:r>
+              <w:rPr>
+                <w:bCs/>
+                <w:lang w:val="en-US"/>
+              </w:rPr>
+              <w:t>faniga</w:t>
+            </w:r>
+            <w:proofErr w:type="spellEnd"/>
+            <w:r>
+              <w:rPr>
+                <w:bCs/>
+                <w:lang w:val="en-US"/>
+              </w:rPr>
+              <w:t xml:space="preserve"> </w:t>
+            </w:r>
+            <w:proofErr w:type="spellStart"/>
+            <w:r>
+              <w:rPr>
+                <w:bCs/>
+                <w:lang w:val="en-US"/>
+              </w:rPr>
+              <w:t>kirish</w:t>
+            </w:r>
+            <w:proofErr w:type="spellEnd"/>
+            <w:r>
+              <w:rPr>
+                <w:bCs/>
+                <w:lang w:val="en-US"/>
+              </w:rPr>
+              <w:t xml:space="preserve"> </w:t>
+            </w:r>
+            <w:proofErr w:type="spellStart"/>
+            <w:r>
+              <w:rPr>
+                <w:bCs/>
+                <w:lang w:val="en-US"/>
+              </w:rPr>
+              <w:t>va</w:t>
+            </w:r>
+            <w:proofErr w:type="spellEnd"/>
+            <w:r>
+              <w:rPr>
+                <w:bCs/>
+                <w:lang w:val="en-US"/>
+              </w:rPr>
+              <w:t xml:space="preserve"> </w:t>
+            </w:r>
+            <w:proofErr w:type="spellStart"/>
+            <w:r>
+              <w:rPr>
+                <w:bCs/>
+                <w:lang w:val="en-US"/>
+              </w:rPr>
+              <w:t>asosiy</w:t>
+            </w:r>
+            <w:proofErr w:type="spellEnd"/>
+            <w:r>
+              <w:rPr>
+                <w:bCs/>
+                <w:lang w:val="en-US"/>
+              </w:rPr>
+              <w:t xml:space="preserve"> </w:t>
+            </w:r>
+            <w:proofErr w:type="spellStart"/>
+            <w:r>
+              <w:rPr>
+                <w:bCs/>
+                <w:lang w:val="en-US"/>
+              </w:rPr>
+              <w:t>tushunchalari</w:t>
+            </w:r>
+            <w:proofErr w:type="spellEnd"/>
             <w:r>
               <w:rPr>
                 <w:lang w:val="uz-Cyrl-UZ"/>
@@ -3277,6 +4236,7 @@
             <w:pPr>
               <w:jc w:val="center"/>
             </w:pPr>
+            <w:proofErr w:type="spellStart"/>
             <w:r>
               <w:rPr>
                 <w:color w:val="000000"/>
@@ -3284,6 +4244,7 @@
               </w:rPr>
               <w:t>Guruhli</w:t>
             </w:r>
+            <w:proofErr w:type="spellEnd"/>
           </w:p>
         </w:tc>
         <w:tc>
@@ -3339,19 +4300,133 @@
               </w:rPr>
               <w:t>“</w:t>
             </w:r>
-            <w:r>
-              <w:rPr>
-                <w:bCs/>
-                <w:lang w:val="en-US"/>
-              </w:rPr>
-              <w:t>Sun’iy intellekt asoslari</w:t>
-            </w:r>
-            <w:r>
-              <w:rPr>
-                <w:bCs/>
-                <w:lang w:val="en-US"/>
-              </w:rPr>
-              <w:t>” faniga kirish va asosiy tushunchalari.</w:t>
+            <w:proofErr w:type="spellStart"/>
+            <w:r>
+              <w:rPr>
+                <w:bCs/>
+                <w:lang w:val="en-US"/>
+              </w:rPr>
+              <w:t>Sun’iy</w:t>
+            </w:r>
+            <w:proofErr w:type="spellEnd"/>
+            <w:r>
+              <w:rPr>
+                <w:bCs/>
+                <w:lang w:val="en-US"/>
+              </w:rPr>
+              <w:t xml:space="preserve"> </w:t>
+            </w:r>
+            <w:proofErr w:type="spellStart"/>
+            <w:r>
+              <w:rPr>
+                <w:bCs/>
+                <w:lang w:val="en-US"/>
+              </w:rPr>
+              <w:t>intellekt</w:t>
+            </w:r>
+            <w:proofErr w:type="spellEnd"/>
+            <w:r>
+              <w:rPr>
+                <w:bCs/>
+                <w:lang w:val="en-US"/>
+              </w:rPr>
+              <w:t xml:space="preserve"> </w:t>
+            </w:r>
+            <w:proofErr w:type="spellStart"/>
+            <w:r>
+              <w:rPr>
+                <w:bCs/>
+                <w:lang w:val="en-US"/>
+              </w:rPr>
+              <w:t>asoslari</w:t>
+            </w:r>
+            <w:proofErr w:type="spellEnd"/>
+            <w:r>
+              <w:rPr>
+                <w:bCs/>
+                <w:lang w:val="en-US"/>
+              </w:rPr>
+              <w:t xml:space="preserve">” </w:t>
+            </w:r>
+            <w:proofErr w:type="spellStart"/>
+            <w:r>
+              <w:rPr>
+                <w:bCs/>
+                <w:lang w:val="en-US"/>
+              </w:rPr>
+              <w:t>faniga</w:t>
+            </w:r>
+            <w:proofErr w:type="spellEnd"/>
+            <w:r>
+              <w:rPr>
+                <w:bCs/>
+                <w:lang w:val="en-US"/>
+              </w:rPr>
+              <w:t xml:space="preserve"> </w:t>
+            </w:r>
+            <w:proofErr w:type="spellStart"/>
+            <w:r>
+              <w:rPr>
+                <w:bCs/>
+                <w:lang w:val="en-US"/>
+              </w:rPr>
+              <w:t>kirish</w:t>
+            </w:r>
+            <w:proofErr w:type="spellEnd"/>
+            <w:r>
+              <w:rPr>
+                <w:bCs/>
+                <w:lang w:val="en-US"/>
+              </w:rPr>
+              <w:t xml:space="preserve"> </w:t>
+            </w:r>
+            <w:proofErr w:type="spellStart"/>
+            <w:r>
+              <w:rPr>
+                <w:bCs/>
+                <w:lang w:val="en-US"/>
+              </w:rPr>
+              <w:t>va</w:t>
+            </w:r>
+            <w:proofErr w:type="spellEnd"/>
+            <w:r>
+              <w:rPr>
+                <w:bCs/>
+                <w:lang w:val="en-US"/>
+              </w:rPr>
+              <w:t xml:space="preserve"> </w:t>
+            </w:r>
+            <w:proofErr w:type="spellStart"/>
+            <w:r>
+              <w:rPr>
+                <w:bCs/>
+                <w:lang w:val="en-US"/>
+              </w:rPr>
+              <w:t>asosiy</w:t>
+            </w:r>
+            <w:proofErr w:type="spellEnd"/>
+            <w:r>
+              <w:rPr>
+                <w:bCs/>
+                <w:lang w:val="en-US"/>
+              </w:rPr>
+              <w:t xml:space="preserve"> </w:t>
+            </w:r>
+            <w:proofErr w:type="spellStart"/>
+            <w:r>
+              <w:rPr>
+                <w:bCs/>
+                <w:lang w:val="en-US"/>
+              </w:rPr>
+              <w:t>tushunchalari</w:t>
+            </w:r>
+            <w:proofErr w:type="spellEnd"/>
+            <w:r>
+              <w:rPr>
+                <w:bCs/>
+                <w:lang w:val="en-US"/>
+              </w:rPr>
+              <w:t>.</w:t>
             </w:r>
           </w:p>
           <w:p>
@@ -3372,7 +4447,16 @@
                 <w:bCs/>
                 <w:lang w:val="en-US"/>
               </w:rPr>
-              <w:t>6-mash</w:t>
+              <w:t>6-</w:t>
+            </w:r>
+            <w:proofErr w:type="gramStart"/>
+            <w:r>
+              <w:rPr>
+                <w:b/>
+                <w:bCs/>
+                <w:lang w:val="en-US"/>
+              </w:rPr>
+              <w:t>mash</w:t>
             </w:r>
             <w:r>
               <w:rPr>
@@ -3382,6 +4466,7 @@
               </w:rPr>
               <w:t>g‘</w:t>
             </w:r>
+            <w:proofErr w:type="gramEnd"/>
             <w:r>
               <w:rPr>
                 <w:b/>
@@ -3563,6 +4648,7 @@
             <w:pPr>
               <w:jc w:val="center"/>
             </w:pPr>
+            <w:proofErr w:type="spellStart"/>
             <w:r>
               <w:rPr>
                 <w:color w:val="000000"/>
@@ -3570,6 +4656,7 @@
               </w:rPr>
               <w:t>Guruhli</w:t>
             </w:r>
+            <w:proofErr w:type="spellEnd"/>
           </w:p>
         </w:tc>
         <w:tc>
@@ -3625,19 +4712,133 @@
               </w:rPr>
               <w:t>“</w:t>
             </w:r>
-            <w:r>
-              <w:rPr>
-                <w:bCs/>
-                <w:lang w:val="en-US"/>
-              </w:rPr>
-              <w:t>Sun’iy intellekt asoslari</w:t>
-            </w:r>
-            <w:r>
-              <w:rPr>
-                <w:bCs/>
-                <w:lang w:val="en-US"/>
-              </w:rPr>
-              <w:t>” faniga kirish va asosiy tushunchalari.</w:t>
+            <w:proofErr w:type="spellStart"/>
+            <w:r>
+              <w:rPr>
+                <w:bCs/>
+                <w:lang w:val="en-US"/>
+              </w:rPr>
+              <w:t>Sun’iy</w:t>
+            </w:r>
+            <w:proofErr w:type="spellEnd"/>
+            <w:r>
+              <w:rPr>
+                <w:bCs/>
+                <w:lang w:val="en-US"/>
+              </w:rPr>
+              <w:t xml:space="preserve"> </w:t>
+            </w:r>
+            <w:proofErr w:type="spellStart"/>
+            <w:r>
+              <w:rPr>
+                <w:bCs/>
+                <w:lang w:val="en-US"/>
+              </w:rPr>
+              <w:t>intellekt</w:t>
+            </w:r>
+            <w:proofErr w:type="spellEnd"/>
+            <w:r>
+              <w:rPr>
+                <w:bCs/>
+                <w:lang w:val="en-US"/>
+              </w:rPr>
+              <w:t xml:space="preserve"> </w:t>
+            </w:r>
+            <w:proofErr w:type="spellStart"/>
+            <w:r>
+              <w:rPr>
+                <w:bCs/>
+                <w:lang w:val="en-US"/>
+              </w:rPr>
+              <w:t>asoslari</w:t>
+            </w:r>
+            <w:proofErr w:type="spellEnd"/>
+            <w:r>
+              <w:rPr>
+                <w:bCs/>
+                <w:lang w:val="en-US"/>
+              </w:rPr>
+              <w:t xml:space="preserve">” </w:t>
+            </w:r>
+            <w:proofErr w:type="spellStart"/>
+            <w:r>
+              <w:rPr>
+                <w:bCs/>
+                <w:lang w:val="en-US"/>
+              </w:rPr>
+              <w:t>faniga</w:t>
+            </w:r>
+            <w:proofErr w:type="spellEnd"/>
+            <w:r>
+              <w:rPr>
+                <w:bCs/>
+                <w:lang w:val="en-US"/>
+              </w:rPr>
+              <w:t xml:space="preserve"> </w:t>
+            </w:r>
+            <w:proofErr w:type="spellStart"/>
+            <w:r>
+              <w:rPr>
+                <w:bCs/>
+                <w:lang w:val="en-US"/>
+              </w:rPr>
+              <w:t>kirish</w:t>
+            </w:r>
+            <w:proofErr w:type="spellEnd"/>
+            <w:r>
+              <w:rPr>
+                <w:bCs/>
+                <w:lang w:val="en-US"/>
+              </w:rPr>
+              <w:t xml:space="preserve"> </w:t>
+            </w:r>
+            <w:proofErr w:type="spellStart"/>
+            <w:r>
+              <w:rPr>
+                <w:bCs/>
+                <w:lang w:val="en-US"/>
+              </w:rPr>
+              <w:t>va</w:t>
+            </w:r>
+            <w:proofErr w:type="spellEnd"/>
+            <w:r>
+              <w:rPr>
+                <w:bCs/>
+                <w:lang w:val="en-US"/>
+              </w:rPr>
+              <w:t xml:space="preserve"> </w:t>
+            </w:r>
+            <w:proofErr w:type="spellStart"/>
+            <w:r>
+              <w:rPr>
+                <w:bCs/>
+                <w:lang w:val="en-US"/>
+              </w:rPr>
+              <w:t>asosiy</w:t>
+            </w:r>
+            <w:proofErr w:type="spellEnd"/>
+            <w:r>
+              <w:rPr>
+                <w:bCs/>
+                <w:lang w:val="en-US"/>
+              </w:rPr>
+              <w:t xml:space="preserve"> </w:t>
+            </w:r>
+            <w:proofErr w:type="spellStart"/>
+            <w:r>
+              <w:rPr>
+                <w:bCs/>
+                <w:lang w:val="en-US"/>
+              </w:rPr>
+              <w:t>tushunchalari</w:t>
+            </w:r>
+            <w:proofErr w:type="spellEnd"/>
+            <w:r>
+              <w:rPr>
+                <w:bCs/>
+                <w:lang w:val="en-US"/>
+              </w:rPr>
+              <w:t>.</w:t>
             </w:r>
           </w:p>
           <w:p>
@@ -3658,7 +4859,16 @@
                 <w:bCs/>
                 <w:lang w:val="en-US"/>
               </w:rPr>
-              <w:t>7-mash</w:t>
+              <w:t>7-</w:t>
+            </w:r>
+            <w:proofErr w:type="gramStart"/>
+            <w:r>
+              <w:rPr>
+                <w:b/>
+                <w:bCs/>
+                <w:lang w:val="en-US"/>
+              </w:rPr>
+              <w:t>mash</w:t>
             </w:r>
             <w:r>
               <w:rPr>
@@ -3668,6 +4878,7 @@
               </w:rPr>
               <w:t>g‘</w:t>
             </w:r>
+            <w:proofErr w:type="gramEnd"/>
             <w:r>
               <w:rPr>
                 <w:b/>
@@ -3861,6 +5072,7 @@
             <w:pPr>
               <w:jc w:val="center"/>
             </w:pPr>
+            <w:proofErr w:type="spellStart"/>
             <w:r>
               <w:rPr>
                 <w:color w:val="000000"/>
@@ -3868,6 +5080,7 @@
               </w:rPr>
               <w:t>Guruhli</w:t>
             </w:r>
+            <w:proofErr w:type="spellEnd"/>
           </w:p>
         </w:tc>
         <w:tc>
@@ -3923,19 +5136,133 @@
               </w:rPr>
               <w:t>“</w:t>
             </w:r>
-            <w:r>
-              <w:rPr>
-                <w:bCs/>
-                <w:lang w:val="en-US"/>
-              </w:rPr>
-              <w:t>Sun’iy intellekt asoslari</w:t>
-            </w:r>
-            <w:r>
-              <w:rPr>
-                <w:bCs/>
-                <w:lang w:val="en-US"/>
-              </w:rPr>
-              <w:t>” faniga kirish va asosiy tushunchalari.</w:t>
+            <w:proofErr w:type="spellStart"/>
+            <w:r>
+              <w:rPr>
+                <w:bCs/>
+                <w:lang w:val="en-US"/>
+              </w:rPr>
+              <w:t>Sun’iy</w:t>
+            </w:r>
+            <w:proofErr w:type="spellEnd"/>
+            <w:r>
+              <w:rPr>
+                <w:bCs/>
+                <w:lang w:val="en-US"/>
+              </w:rPr>
+              <w:t xml:space="preserve"> </w:t>
+            </w:r>
+            <w:proofErr w:type="spellStart"/>
+            <w:r>
+              <w:rPr>
+                <w:bCs/>
+                <w:lang w:val="en-US"/>
+              </w:rPr>
+              <w:t>intellekt</w:t>
+            </w:r>
+            <w:proofErr w:type="spellEnd"/>
+            <w:r>
+              <w:rPr>
+                <w:bCs/>
+                <w:lang w:val="en-US"/>
+              </w:rPr>
+              <w:t xml:space="preserve"> </w:t>
+            </w:r>
+            <w:proofErr w:type="spellStart"/>
+            <w:r>
+              <w:rPr>
+                <w:bCs/>
+                <w:lang w:val="en-US"/>
+              </w:rPr>
+              <w:t>asoslari</w:t>
+            </w:r>
+            <w:proofErr w:type="spellEnd"/>
+            <w:r>
+              <w:rPr>
+                <w:bCs/>
+                <w:lang w:val="en-US"/>
+              </w:rPr>
+              <w:t xml:space="preserve">” </w:t>
+            </w:r>
+            <w:proofErr w:type="spellStart"/>
+            <w:r>
+              <w:rPr>
+                <w:bCs/>
+                <w:lang w:val="en-US"/>
+              </w:rPr>
+              <w:t>faniga</w:t>
+            </w:r>
+            <w:proofErr w:type="spellEnd"/>
+            <w:r>
+              <w:rPr>
+                <w:bCs/>
+                <w:lang w:val="en-US"/>
+              </w:rPr>
+              <w:t xml:space="preserve"> </w:t>
+            </w:r>
+            <w:proofErr w:type="spellStart"/>
+            <w:r>
+              <w:rPr>
+                <w:bCs/>
+                <w:lang w:val="en-US"/>
+              </w:rPr>
+              <w:t>kirish</w:t>
+            </w:r>
+            <w:proofErr w:type="spellEnd"/>
+            <w:r>
+              <w:rPr>
+                <w:bCs/>
+                <w:lang w:val="en-US"/>
+              </w:rPr>
+              <w:t xml:space="preserve"> </w:t>
+            </w:r>
+            <w:proofErr w:type="spellStart"/>
+            <w:r>
+              <w:rPr>
+                <w:bCs/>
+                <w:lang w:val="en-US"/>
+              </w:rPr>
+              <w:t>va</w:t>
+            </w:r>
+            <w:proofErr w:type="spellEnd"/>
+            <w:r>
+              <w:rPr>
+                <w:bCs/>
+                <w:lang w:val="en-US"/>
+              </w:rPr>
+              <w:t xml:space="preserve"> </w:t>
+            </w:r>
+            <w:proofErr w:type="spellStart"/>
+            <w:r>
+              <w:rPr>
+                <w:bCs/>
+                <w:lang w:val="en-US"/>
+              </w:rPr>
+              <w:t>asosiy</w:t>
+            </w:r>
+            <w:proofErr w:type="spellEnd"/>
+            <w:r>
+              <w:rPr>
+                <w:bCs/>
+                <w:lang w:val="en-US"/>
+              </w:rPr>
+              <w:t xml:space="preserve"> </w:t>
+            </w:r>
+            <w:proofErr w:type="spellStart"/>
+            <w:r>
+              <w:rPr>
+                <w:bCs/>
+                <w:lang w:val="en-US"/>
+              </w:rPr>
+              <w:t>tushunchalari</w:t>
+            </w:r>
+            <w:proofErr w:type="spellEnd"/>
+            <w:r>
+              <w:rPr>
+                <w:bCs/>
+                <w:lang w:val="en-US"/>
+              </w:rPr>
+              <w:t>.</w:t>
             </w:r>
           </w:p>
           <w:p>
@@ -3953,7 +5280,16 @@
                 <w:bCs/>
                 <w:lang w:val="en-US"/>
               </w:rPr>
-              <w:t>8-mash</w:t>
+              <w:t>8-</w:t>
+            </w:r>
+            <w:proofErr w:type="gramStart"/>
+            <w:r>
+              <w:rPr>
+                <w:b/>
+                <w:bCs/>
+                <w:lang w:val="en-US"/>
+              </w:rPr>
+              <w:t>mash</w:t>
             </w:r>
             <w:r>
               <w:rPr>
@@ -3963,6 +5299,7 @@
               </w:rPr>
               <w:t>g‘</w:t>
             </w:r>
+            <w:proofErr w:type="gramEnd"/>
             <w:r>
               <w:rPr>
                 <w:b/>
@@ -4159,6 +5496,7 @@
             <w:pPr>
               <w:jc w:val="center"/>
             </w:pPr>
+            <w:proofErr w:type="spellStart"/>
             <w:r>
               <w:rPr>
                 <w:color w:val="000000"/>
@@ -4166,6 +5504,7 @@
               </w:rPr>
               <w:t>Amaliy</w:t>
             </w:r>
+            <w:proofErr w:type="spellEnd"/>
           </w:p>
         </w:tc>
         <w:tc>
@@ -4221,19 +5560,133 @@
               </w:rPr>
               <w:t>“</w:t>
             </w:r>
-            <w:r>
-              <w:rPr>
-                <w:bCs/>
-                <w:lang w:val="en-US"/>
-              </w:rPr>
-              <w:t>Sun’iy intellekt asoslari</w:t>
-            </w:r>
-            <w:r>
-              <w:rPr>
-                <w:bCs/>
-                <w:lang w:val="en-US"/>
-              </w:rPr>
-              <w:t>” faniga kirish va asosiy tushunchalari.</w:t>
+            <w:proofErr w:type="spellStart"/>
+            <w:r>
+              <w:rPr>
+                <w:bCs/>
+                <w:lang w:val="en-US"/>
+              </w:rPr>
+              <w:t>Sun’iy</w:t>
+            </w:r>
+            <w:proofErr w:type="spellEnd"/>
+            <w:r>
+              <w:rPr>
+                <w:bCs/>
+                <w:lang w:val="en-US"/>
+              </w:rPr>
+              <w:t xml:space="preserve"> </w:t>
+            </w:r>
+            <w:proofErr w:type="spellStart"/>
+            <w:r>
+              <w:rPr>
+                <w:bCs/>
+                <w:lang w:val="en-US"/>
+              </w:rPr>
+              <w:t>intellekt</w:t>
+            </w:r>
+            <w:proofErr w:type="spellEnd"/>
+            <w:r>
+              <w:rPr>
+                <w:bCs/>
+                <w:lang w:val="en-US"/>
+              </w:rPr>
+              <w:t xml:space="preserve"> </w:t>
+            </w:r>
+            <w:proofErr w:type="spellStart"/>
+            <w:r>
+              <w:rPr>
+                <w:bCs/>
+                <w:lang w:val="en-US"/>
+              </w:rPr>
+              <w:t>asoslari</w:t>
+            </w:r>
+            <w:proofErr w:type="spellEnd"/>
+            <w:r>
+              <w:rPr>
+                <w:bCs/>
+                <w:lang w:val="en-US"/>
+              </w:rPr>
+              <w:t xml:space="preserve">” </w:t>
+            </w:r>
+            <w:proofErr w:type="spellStart"/>
+            <w:r>
+              <w:rPr>
+                <w:bCs/>
+                <w:lang w:val="en-US"/>
+              </w:rPr>
+              <w:t>faniga</w:t>
+            </w:r>
+            <w:proofErr w:type="spellEnd"/>
+            <w:r>
+              <w:rPr>
+                <w:bCs/>
+                <w:lang w:val="en-US"/>
+              </w:rPr>
+              <w:t xml:space="preserve"> </w:t>
+            </w:r>
+            <w:proofErr w:type="spellStart"/>
+            <w:r>
+              <w:rPr>
+                <w:bCs/>
+                <w:lang w:val="en-US"/>
+              </w:rPr>
+              <w:t>kirish</w:t>
+            </w:r>
+            <w:proofErr w:type="spellEnd"/>
+            <w:r>
+              <w:rPr>
+                <w:bCs/>
+                <w:lang w:val="en-US"/>
+              </w:rPr>
+              <w:t xml:space="preserve"> </w:t>
+            </w:r>
+            <w:proofErr w:type="spellStart"/>
+            <w:r>
+              <w:rPr>
+                <w:bCs/>
+                <w:lang w:val="en-US"/>
+              </w:rPr>
+              <w:t>va</w:t>
+            </w:r>
+            <w:proofErr w:type="spellEnd"/>
+            <w:r>
+              <w:rPr>
+                <w:bCs/>
+                <w:lang w:val="en-US"/>
+              </w:rPr>
+              <w:t xml:space="preserve"> </w:t>
+            </w:r>
+            <w:proofErr w:type="spellStart"/>
+            <w:r>
+              <w:rPr>
+                <w:bCs/>
+                <w:lang w:val="en-US"/>
+              </w:rPr>
+              <w:t>asosiy</w:t>
+            </w:r>
+            <w:proofErr w:type="spellEnd"/>
+            <w:r>
+              <w:rPr>
+                <w:bCs/>
+                <w:lang w:val="en-US"/>
+              </w:rPr>
+              <w:t xml:space="preserve"> </w:t>
+            </w:r>
+            <w:proofErr w:type="spellStart"/>
+            <w:r>
+              <w:rPr>
+                <w:bCs/>
+                <w:lang w:val="en-US"/>
+              </w:rPr>
+              <w:t>tushunchalari</w:t>
+            </w:r>
+            <w:proofErr w:type="spellEnd"/>
+            <w:r>
+              <w:rPr>
+                <w:bCs/>
+                <w:lang w:val="en-US"/>
+              </w:rPr>
+              <w:t>.</w:t>
             </w:r>
           </w:p>
           <w:p>
@@ -4251,7 +5704,16 @@
                 <w:bCs/>
                 <w:lang w:val="en-US"/>
               </w:rPr>
-              <w:t>9-mash</w:t>
+              <w:t>9-</w:t>
+            </w:r>
+            <w:proofErr w:type="gramStart"/>
+            <w:r>
+              <w:rPr>
+                <w:b/>
+                <w:bCs/>
+                <w:lang w:val="en-US"/>
+              </w:rPr>
+              <w:t>mash</w:t>
             </w:r>
             <w:r>
               <w:rPr>
@@ -4261,6 +5723,7 @@
               </w:rPr>
               <w:t>g‘</w:t>
             </w:r>
+            <w:proofErr w:type="gramEnd"/>
             <w:r>
               <w:rPr>
                 <w:b/>
@@ -4457,6 +5920,7 @@
             <w:pPr>
               <w:jc w:val="center"/>
             </w:pPr>
+            <w:proofErr w:type="spellStart"/>
             <w:r>
               <w:rPr>
                 <w:color w:val="000000"/>
@@ -4464,6 +5928,7 @@
               </w:rPr>
               <w:t>Guruhli</w:t>
             </w:r>
+            <w:proofErr w:type="spellEnd"/>
           </w:p>
         </w:tc>
         <w:tc>
@@ -4519,19 +5984,133 @@
               </w:rPr>
               <w:t>“</w:t>
             </w:r>
-            <w:r>
-              <w:rPr>
-                <w:bCs/>
-                <w:lang w:val="en-US"/>
-              </w:rPr>
-              <w:t>Sun’iy intellekt asoslari</w:t>
-            </w:r>
-            <w:r>
-              <w:rPr>
-                <w:bCs/>
-                <w:lang w:val="en-US"/>
-              </w:rPr>
-              <w:t>” faniga kirish va asosiy tushunchalari.</w:t>
+            <w:proofErr w:type="spellStart"/>
+            <w:r>
+              <w:rPr>
+                <w:bCs/>
+                <w:lang w:val="en-US"/>
+              </w:rPr>
+              <w:t>Sun’iy</w:t>
+            </w:r>
+            <w:proofErr w:type="spellEnd"/>
+            <w:r>
+              <w:rPr>
+                <w:bCs/>
+                <w:lang w:val="en-US"/>
+              </w:rPr>
+              <w:t xml:space="preserve"> </w:t>
+            </w:r>
+            <w:proofErr w:type="spellStart"/>
+            <w:r>
+              <w:rPr>
+                <w:bCs/>
+                <w:lang w:val="en-US"/>
+              </w:rPr>
+              <w:t>intellekt</w:t>
+            </w:r>
+            <w:proofErr w:type="spellEnd"/>
+            <w:r>
+              <w:rPr>
+                <w:bCs/>
+                <w:lang w:val="en-US"/>
+              </w:rPr>
+              <w:t xml:space="preserve"> </w:t>
+            </w:r>
+            <w:proofErr w:type="spellStart"/>
+            <w:r>
+              <w:rPr>
+                <w:bCs/>
+                <w:lang w:val="en-US"/>
+              </w:rPr>
+              <w:t>asoslari</w:t>
+            </w:r>
+            <w:proofErr w:type="spellEnd"/>
+            <w:r>
+              <w:rPr>
+                <w:bCs/>
+                <w:lang w:val="en-US"/>
+              </w:rPr>
+              <w:t xml:space="preserve">” </w:t>
+            </w:r>
+            <w:proofErr w:type="spellStart"/>
+            <w:r>
+              <w:rPr>
+                <w:bCs/>
+                <w:lang w:val="en-US"/>
+              </w:rPr>
+              <w:t>faniga</w:t>
+            </w:r>
+            <w:proofErr w:type="spellEnd"/>
+            <w:r>
+              <w:rPr>
+                <w:bCs/>
+                <w:lang w:val="en-US"/>
+              </w:rPr>
+              <w:t xml:space="preserve"> </w:t>
+            </w:r>
+            <w:proofErr w:type="spellStart"/>
+            <w:r>
+              <w:rPr>
+                <w:bCs/>
+                <w:lang w:val="en-US"/>
+              </w:rPr>
+              <w:t>kirish</w:t>
+            </w:r>
+            <w:proofErr w:type="spellEnd"/>
+            <w:r>
+              <w:rPr>
+                <w:bCs/>
+                <w:lang w:val="en-US"/>
+              </w:rPr>
+              <w:t xml:space="preserve"> </w:t>
+            </w:r>
+            <w:proofErr w:type="spellStart"/>
+            <w:r>
+              <w:rPr>
+                <w:bCs/>
+                <w:lang w:val="en-US"/>
+              </w:rPr>
+              <w:t>va</w:t>
+            </w:r>
+            <w:proofErr w:type="spellEnd"/>
+            <w:r>
+              <w:rPr>
+                <w:bCs/>
+                <w:lang w:val="en-US"/>
+              </w:rPr>
+              <w:t xml:space="preserve"> </w:t>
+            </w:r>
+            <w:proofErr w:type="spellStart"/>
+            <w:r>
+              <w:rPr>
+                <w:bCs/>
+                <w:lang w:val="en-US"/>
+              </w:rPr>
+              <w:t>asosiy</w:t>
+            </w:r>
+            <w:proofErr w:type="spellEnd"/>
+            <w:r>
+              <w:rPr>
+                <w:bCs/>
+                <w:lang w:val="en-US"/>
+              </w:rPr>
+              <w:t xml:space="preserve"> </w:t>
+            </w:r>
+            <w:proofErr w:type="spellStart"/>
+            <w:r>
+              <w:rPr>
+                <w:bCs/>
+                <w:lang w:val="en-US"/>
+              </w:rPr>
+              <w:t>tushunchalari</w:t>
+            </w:r>
+            <w:proofErr w:type="spellEnd"/>
+            <w:r>
+              <w:rPr>
+                <w:bCs/>
+                <w:lang w:val="en-US"/>
+              </w:rPr>
+              <w:t>.</w:t>
             </w:r>
           </w:p>
           <w:p>
@@ -4549,7 +6128,16 @@
                 <w:bCs/>
                 <w:lang w:val="en-US"/>
               </w:rPr>
-              <w:t>10-mash</w:t>
+              <w:t>10-</w:t>
+            </w:r>
+            <w:proofErr w:type="gramStart"/>
+            <w:r>
+              <w:rPr>
+                <w:b/>
+                <w:bCs/>
+                <w:lang w:val="en-US"/>
+              </w:rPr>
+              <w:t>mash</w:t>
             </w:r>
             <w:r>
               <w:rPr>
@@ -4559,6 +6147,7 @@
               </w:rPr>
               <w:t>g‘</w:t>
             </w:r>
+            <w:proofErr w:type="gramEnd"/>
             <w:r>
               <w:rPr>
                 <w:b/>
@@ -4742,6 +6331,7 @@
             <w:pPr>
               <w:jc w:val="center"/>
             </w:pPr>
+            <w:proofErr w:type="spellStart"/>
             <w:r>
               <w:rPr>
                 <w:color w:val="000000"/>
@@ -4749,6 +6339,7 @@
               </w:rPr>
               <w:t>Amaliy</w:t>
             </w:r>
+            <w:proofErr w:type="spellEnd"/>
           </w:p>
         </w:tc>
         <w:tc>
@@ -4804,19 +6395,133 @@
               </w:rPr>
               <w:t>“</w:t>
             </w:r>
-            <w:r>
-              <w:rPr>
-                <w:bCs/>
-                <w:lang w:val="en-US"/>
-              </w:rPr>
-              <w:t>Sun’iy intellekt asoslari</w:t>
-            </w:r>
-            <w:r>
-              <w:rPr>
-                <w:bCs/>
-                <w:lang w:val="en-US"/>
-              </w:rPr>
-              <w:t>” faniga kirish va asosiy tushunchalari.</w:t>
+            <w:proofErr w:type="spellStart"/>
+            <w:r>
+              <w:rPr>
+                <w:bCs/>
+                <w:lang w:val="en-US"/>
+              </w:rPr>
+              <w:t>Sun’iy</w:t>
+            </w:r>
+            <w:proofErr w:type="spellEnd"/>
+            <w:r>
+              <w:rPr>
+                <w:bCs/>
+                <w:lang w:val="en-US"/>
+              </w:rPr>
+              <w:t xml:space="preserve"> </w:t>
+            </w:r>
+            <w:proofErr w:type="spellStart"/>
+            <w:r>
+              <w:rPr>
+                <w:bCs/>
+                <w:lang w:val="en-US"/>
+              </w:rPr>
+              <w:t>intellekt</w:t>
+            </w:r>
+            <w:proofErr w:type="spellEnd"/>
+            <w:r>
+              <w:rPr>
+                <w:bCs/>
+                <w:lang w:val="en-US"/>
+              </w:rPr>
+              <w:t xml:space="preserve"> </w:t>
+            </w:r>
+            <w:proofErr w:type="spellStart"/>
+            <w:r>
+              <w:rPr>
+                <w:bCs/>
+                <w:lang w:val="en-US"/>
+              </w:rPr>
+              <w:t>asoslari</w:t>
+            </w:r>
+            <w:proofErr w:type="spellEnd"/>
+            <w:r>
+              <w:rPr>
+                <w:bCs/>
+                <w:lang w:val="en-US"/>
+              </w:rPr>
+              <w:t xml:space="preserve">” </w:t>
+            </w:r>
+            <w:proofErr w:type="spellStart"/>
+            <w:r>
+              <w:rPr>
+                <w:bCs/>
+                <w:lang w:val="en-US"/>
+              </w:rPr>
+              <w:t>faniga</w:t>
+            </w:r>
+            <w:proofErr w:type="spellEnd"/>
+            <w:r>
+              <w:rPr>
+                <w:bCs/>
+                <w:lang w:val="en-US"/>
+              </w:rPr>
+              <w:t xml:space="preserve"> </w:t>
+            </w:r>
+            <w:proofErr w:type="spellStart"/>
+            <w:r>
+              <w:rPr>
+                <w:bCs/>
+                <w:lang w:val="en-US"/>
+              </w:rPr>
+              <w:t>kirish</w:t>
+            </w:r>
+            <w:proofErr w:type="spellEnd"/>
+            <w:r>
+              <w:rPr>
+                <w:bCs/>
+                <w:lang w:val="en-US"/>
+              </w:rPr>
+              <w:t xml:space="preserve"> </w:t>
+            </w:r>
+            <w:proofErr w:type="spellStart"/>
+            <w:r>
+              <w:rPr>
+                <w:bCs/>
+                <w:lang w:val="en-US"/>
+              </w:rPr>
+              <w:t>va</w:t>
+            </w:r>
+            <w:proofErr w:type="spellEnd"/>
+            <w:r>
+              <w:rPr>
+                <w:bCs/>
+                <w:lang w:val="en-US"/>
+              </w:rPr>
+              <w:t xml:space="preserve"> </w:t>
+            </w:r>
+            <w:proofErr w:type="spellStart"/>
+            <w:r>
+              <w:rPr>
+                <w:bCs/>
+                <w:lang w:val="en-US"/>
+              </w:rPr>
+              <w:t>asosiy</w:t>
+            </w:r>
+            <w:proofErr w:type="spellEnd"/>
+            <w:r>
+              <w:rPr>
+                <w:bCs/>
+                <w:lang w:val="en-US"/>
+              </w:rPr>
+              <w:t xml:space="preserve"> </w:t>
+            </w:r>
+            <w:proofErr w:type="spellStart"/>
+            <w:r>
+              <w:rPr>
+                <w:bCs/>
+                <w:lang w:val="en-US"/>
+              </w:rPr>
+              <w:t>tushunchalari</w:t>
+            </w:r>
+            <w:proofErr w:type="spellEnd"/>
+            <w:r>
+              <w:rPr>
+                <w:bCs/>
+                <w:lang w:val="en-US"/>
+              </w:rPr>
+              <w:t>.</w:t>
             </w:r>
           </w:p>
           <w:p>
@@ -4834,7 +6539,16 @@
                 <w:bCs/>
                 <w:lang w:val="en-US"/>
               </w:rPr>
-              <w:t>11-mash</w:t>
+              <w:t>11-</w:t>
+            </w:r>
+            <w:proofErr w:type="gramStart"/>
+            <w:r>
+              <w:rPr>
+                <w:b/>
+                <w:bCs/>
+                <w:lang w:val="en-US"/>
+              </w:rPr>
+              <w:t>mash</w:t>
             </w:r>
             <w:r>
               <w:rPr>
@@ -4844,6 +6558,7 @@
               </w:rPr>
               <w:t>g‘</w:t>
             </w:r>
+            <w:proofErr w:type="gramEnd"/>
             <w:r>
               <w:rPr>
                 <w:b/>
@@ -5035,6 +6750,7 @@
             <w:pPr>
               <w:jc w:val="center"/>
             </w:pPr>
+            <w:proofErr w:type="spellStart"/>
             <w:r>
               <w:rPr>
                 <w:color w:val="000000"/>
@@ -5042,6 +6758,7 @@
               </w:rPr>
               <w:t>Guruhli</w:t>
             </w:r>
+            <w:proofErr w:type="spellEnd"/>
           </w:p>
         </w:tc>
         <w:tc>
@@ -5097,19 +6814,133 @@
               </w:rPr>
               <w:t>“</w:t>
             </w:r>
-            <w:r>
-              <w:rPr>
-                <w:bCs/>
-                <w:lang w:val="en-US"/>
-              </w:rPr>
-              <w:t>Sun’iy intellekt asoslari</w:t>
-            </w:r>
-            <w:r>
-              <w:rPr>
-                <w:bCs/>
-                <w:lang w:val="en-US"/>
-              </w:rPr>
-              <w:t>” faniga kirish va asosiy tushunchalari.</w:t>
+            <w:proofErr w:type="spellStart"/>
+            <w:r>
+              <w:rPr>
+                <w:bCs/>
+                <w:lang w:val="en-US"/>
+              </w:rPr>
+              <w:t>Sun’iy</w:t>
+            </w:r>
+            <w:proofErr w:type="spellEnd"/>
+            <w:r>
+              <w:rPr>
+                <w:bCs/>
+                <w:lang w:val="en-US"/>
+              </w:rPr>
+              <w:t xml:space="preserve"> </w:t>
+            </w:r>
+            <w:proofErr w:type="spellStart"/>
+            <w:r>
+              <w:rPr>
+                <w:bCs/>
+                <w:lang w:val="en-US"/>
+              </w:rPr>
+              <w:t>intellekt</w:t>
+            </w:r>
+            <w:proofErr w:type="spellEnd"/>
+            <w:r>
+              <w:rPr>
+                <w:bCs/>
+                <w:lang w:val="en-US"/>
+              </w:rPr>
+              <w:t xml:space="preserve"> </w:t>
+            </w:r>
+            <w:proofErr w:type="spellStart"/>
+            <w:r>
+              <w:rPr>
+                <w:bCs/>
+                <w:lang w:val="en-US"/>
+              </w:rPr>
+              <w:t>asoslari</w:t>
+            </w:r>
+            <w:proofErr w:type="spellEnd"/>
+            <w:r>
+              <w:rPr>
+                <w:bCs/>
+                <w:lang w:val="en-US"/>
+              </w:rPr>
+              <w:t xml:space="preserve">” </w:t>
+            </w:r>
+            <w:proofErr w:type="spellStart"/>
+            <w:r>
+              <w:rPr>
+                <w:bCs/>
+                <w:lang w:val="en-US"/>
+              </w:rPr>
+              <w:t>faniga</w:t>
+            </w:r>
+            <w:proofErr w:type="spellEnd"/>
+            <w:r>
+              <w:rPr>
+                <w:bCs/>
+                <w:lang w:val="en-US"/>
+              </w:rPr>
+              <w:t xml:space="preserve"> </w:t>
+            </w:r>
+            <w:proofErr w:type="spellStart"/>
+            <w:r>
+              <w:rPr>
+                <w:bCs/>
+                <w:lang w:val="en-US"/>
+              </w:rPr>
+              <w:t>kirish</w:t>
+            </w:r>
+            <w:proofErr w:type="spellEnd"/>
+            <w:r>
+              <w:rPr>
+                <w:bCs/>
+                <w:lang w:val="en-US"/>
+              </w:rPr>
+              <w:t xml:space="preserve"> </w:t>
+            </w:r>
+            <w:proofErr w:type="spellStart"/>
+            <w:r>
+              <w:rPr>
+                <w:bCs/>
+                <w:lang w:val="en-US"/>
+              </w:rPr>
+              <w:t>va</w:t>
+            </w:r>
+            <w:proofErr w:type="spellEnd"/>
+            <w:r>
+              <w:rPr>
+                <w:bCs/>
+                <w:lang w:val="en-US"/>
+              </w:rPr>
+              <w:t xml:space="preserve"> </w:t>
+            </w:r>
+            <w:proofErr w:type="spellStart"/>
+            <w:r>
+              <w:rPr>
+                <w:bCs/>
+                <w:lang w:val="en-US"/>
+              </w:rPr>
+              <w:t>asosiy</w:t>
+            </w:r>
+            <w:proofErr w:type="spellEnd"/>
+            <w:r>
+              <w:rPr>
+                <w:bCs/>
+                <w:lang w:val="en-US"/>
+              </w:rPr>
+              <w:t xml:space="preserve"> </w:t>
+            </w:r>
+            <w:proofErr w:type="spellStart"/>
+            <w:r>
+              <w:rPr>
+                <w:bCs/>
+                <w:lang w:val="en-US"/>
+              </w:rPr>
+              <w:t>tushunchalari</w:t>
+            </w:r>
+            <w:proofErr w:type="spellEnd"/>
+            <w:r>
+              <w:rPr>
+                <w:bCs/>
+                <w:lang w:val="en-US"/>
+              </w:rPr>
+              <w:t>.</w:t>
             </w:r>
           </w:p>
           <w:p>
@@ -5127,7 +6958,16 @@
                 <w:bCs/>
                 <w:lang w:val="en-US"/>
               </w:rPr>
-              <w:t>12-mash</w:t>
+              <w:t>12-</w:t>
+            </w:r>
+            <w:proofErr w:type="gramStart"/>
+            <w:r>
+              <w:rPr>
+                <w:b/>
+                <w:bCs/>
+                <w:lang w:val="en-US"/>
+              </w:rPr>
+              <w:t>mash</w:t>
             </w:r>
             <w:r>
               <w:rPr>
@@ -5137,6 +6977,7 @@
               </w:rPr>
               <w:t>g‘</w:t>
             </w:r>
+            <w:proofErr w:type="gramEnd"/>
             <w:r>
               <w:rPr>
                 <w:b/>
@@ -5163,13 +7004,79 @@
               </w:rPr>
               <w:t xml:space="preserve"> </w:t>
             </w:r>
+            <w:proofErr w:type="spellStart"/>
             <w:r>
               <w:rPr>
                 <w:szCs w:val="28"/>
                 <w:lang w:val="en-US"/>
               </w:rPr>
-              <w:t>Fayllar va kataloglar bilan ishlash</w:t>
-            </w:r>
+              <w:t>Fayllar</w:t>
+            </w:r>
+            <w:proofErr w:type="spellEnd"/>
+            <w:r>
+              <w:rPr>
+                <w:szCs w:val="28"/>
+                <w:lang w:val="en-US"/>
+              </w:rPr>
+              <w:t xml:space="preserve"> </w:t>
+            </w:r>
+            <w:proofErr w:type="spellStart"/>
+            <w:r>
+              <w:rPr>
+                <w:szCs w:val="28"/>
+                <w:lang w:val="en-US"/>
+              </w:rPr>
+              <w:t>va</w:t>
+            </w:r>
+            <w:proofErr w:type="spellEnd"/>
+            <w:r>
+              <w:rPr>
+                <w:szCs w:val="28"/>
+                <w:lang w:val="en-US"/>
+              </w:rPr>
+              <w:t xml:space="preserve"> </w:t>
+            </w:r>
+            <w:proofErr w:type="spellStart"/>
+            <w:r>
+              <w:rPr>
+                <w:szCs w:val="28"/>
+                <w:lang w:val="en-US"/>
+              </w:rPr>
+              <w:t>kataloglar</w:t>
+            </w:r>
+            <w:proofErr w:type="spellEnd"/>
+            <w:r>
+              <w:rPr>
+                <w:szCs w:val="28"/>
+                <w:lang w:val="en-US"/>
+              </w:rPr>
+              <w:t xml:space="preserve"> </w:t>
+            </w:r>
+            <w:proofErr w:type="spellStart"/>
+            <w:r>
+              <w:rPr>
+                <w:szCs w:val="28"/>
+                <w:lang w:val="en-US"/>
+              </w:rPr>
+              <w:t>bilan</w:t>
+            </w:r>
+            <w:proofErr w:type="spellEnd"/>
+            <w:r>
+              <w:rPr>
+                <w:szCs w:val="28"/>
+                <w:lang w:val="en-US"/>
+              </w:rPr>
+              <w:t xml:space="preserve"> </w:t>
+            </w:r>
+            <w:proofErr w:type="spellStart"/>
+            <w:r>
+              <w:rPr>
+                <w:szCs w:val="28"/>
+                <w:lang w:val="en-US"/>
+              </w:rPr>
+              <w:t>ishlash</w:t>
+            </w:r>
+            <w:proofErr w:type="spellEnd"/>
             <w:r>
               <w:rPr>
                 <w:lang w:val="en-US"/>
@@ -5331,6 +7238,7 @@
             <w:pPr>
               <w:jc w:val="center"/>
             </w:pPr>
+            <w:proofErr w:type="spellStart"/>
             <w:r>
               <w:rPr>
                 <w:color w:val="000000"/>
@@ -5338,6 +7246,7 @@
               </w:rPr>
               <w:t>Amaliy</w:t>
             </w:r>
+            <w:proofErr w:type="spellEnd"/>
           </w:p>
         </w:tc>
         <w:tc>
@@ -5393,19 +7302,133 @@
               </w:rPr>
               <w:t>“</w:t>
             </w:r>
-            <w:r>
-              <w:rPr>
-                <w:bCs/>
-                <w:lang w:val="en-US"/>
-              </w:rPr>
-              <w:t>Sun’iy intellekt asoslari</w:t>
-            </w:r>
-            <w:r>
-              <w:rPr>
-                <w:bCs/>
-                <w:lang w:val="en-US"/>
-              </w:rPr>
-              <w:t>” faniga kirish va asosiy tushunchalari.</w:t>
+            <w:proofErr w:type="spellStart"/>
+            <w:r>
+              <w:rPr>
+                <w:bCs/>
+                <w:lang w:val="en-US"/>
+              </w:rPr>
+              <w:t>Sun’iy</w:t>
+            </w:r>
+            <w:proofErr w:type="spellEnd"/>
+            <w:r>
+              <w:rPr>
+                <w:bCs/>
+                <w:lang w:val="en-US"/>
+              </w:rPr>
+              <w:t xml:space="preserve"> </w:t>
+            </w:r>
+            <w:proofErr w:type="spellStart"/>
+            <w:r>
+              <w:rPr>
+                <w:bCs/>
+                <w:lang w:val="en-US"/>
+              </w:rPr>
+              <w:t>intellekt</w:t>
+            </w:r>
+            <w:proofErr w:type="spellEnd"/>
+            <w:r>
+              <w:rPr>
+                <w:bCs/>
+                <w:lang w:val="en-US"/>
+              </w:rPr>
+              <w:t xml:space="preserve"> </w:t>
+            </w:r>
+            <w:proofErr w:type="spellStart"/>
+            <w:r>
+              <w:rPr>
+                <w:bCs/>
+                <w:lang w:val="en-US"/>
+              </w:rPr>
+              <w:t>asoslari</w:t>
+            </w:r>
+            <w:proofErr w:type="spellEnd"/>
+            <w:r>
+              <w:rPr>
+                <w:bCs/>
+                <w:lang w:val="en-US"/>
+              </w:rPr>
+              <w:t xml:space="preserve">” </w:t>
+            </w:r>
+            <w:proofErr w:type="spellStart"/>
+            <w:r>
+              <w:rPr>
+                <w:bCs/>
+                <w:lang w:val="en-US"/>
+              </w:rPr>
+              <w:t>faniga</w:t>
+            </w:r>
+            <w:proofErr w:type="spellEnd"/>
+            <w:r>
+              <w:rPr>
+                <w:bCs/>
+                <w:lang w:val="en-US"/>
+              </w:rPr>
+              <w:t xml:space="preserve"> </w:t>
+            </w:r>
+            <w:proofErr w:type="spellStart"/>
+            <w:r>
+              <w:rPr>
+                <w:bCs/>
+                <w:lang w:val="en-US"/>
+              </w:rPr>
+              <w:t>kirish</w:t>
+            </w:r>
+            <w:proofErr w:type="spellEnd"/>
+            <w:r>
+              <w:rPr>
+                <w:bCs/>
+                <w:lang w:val="en-US"/>
+              </w:rPr>
+              <w:t xml:space="preserve"> </w:t>
+            </w:r>
+            <w:proofErr w:type="spellStart"/>
+            <w:r>
+              <w:rPr>
+                <w:bCs/>
+                <w:lang w:val="en-US"/>
+              </w:rPr>
+              <w:t>va</w:t>
+            </w:r>
+            <w:proofErr w:type="spellEnd"/>
+            <w:r>
+              <w:rPr>
+                <w:bCs/>
+                <w:lang w:val="en-US"/>
+              </w:rPr>
+              <w:t xml:space="preserve"> </w:t>
+            </w:r>
+            <w:proofErr w:type="spellStart"/>
+            <w:r>
+              <w:rPr>
+                <w:bCs/>
+                <w:lang w:val="en-US"/>
+              </w:rPr>
+              <w:t>asosiy</w:t>
+            </w:r>
+            <w:proofErr w:type="spellEnd"/>
+            <w:r>
+              <w:rPr>
+                <w:bCs/>
+                <w:lang w:val="en-US"/>
+              </w:rPr>
+              <w:t xml:space="preserve"> </w:t>
+            </w:r>
+            <w:proofErr w:type="spellStart"/>
+            <w:r>
+              <w:rPr>
+                <w:bCs/>
+                <w:lang w:val="en-US"/>
+              </w:rPr>
+              <w:t>tushunchalari</w:t>
+            </w:r>
+            <w:proofErr w:type="spellEnd"/>
+            <w:r>
+              <w:rPr>
+                <w:bCs/>
+                <w:lang w:val="en-US"/>
+              </w:rPr>
+              <w:t>.</w:t>
             </w:r>
           </w:p>
           <w:p>
@@ -5423,7 +7446,16 @@
                 <w:bCs/>
                 <w:lang w:val="en-US"/>
               </w:rPr>
-              <w:t>13-mash</w:t>
+              <w:t>13-</w:t>
+            </w:r>
+            <w:proofErr w:type="gramStart"/>
+            <w:r>
+              <w:rPr>
+                <w:b/>
+                <w:bCs/>
+                <w:lang w:val="en-US"/>
+              </w:rPr>
+              <w:t>mash</w:t>
             </w:r>
             <w:r>
               <w:rPr>
@@ -5433,6 +7465,7 @@
               </w:rPr>
               <w:t>g‘</w:t>
             </w:r>
+            <w:proofErr w:type="gramEnd"/>
             <w:r>
               <w:rPr>
                 <w:b/>
@@ -5459,13 +7492,127 @@
               </w:rPr>
               <w:t xml:space="preserve"> </w:t>
             </w:r>
+            <w:proofErr w:type="spellStart"/>
             <w:r>
               <w:rPr>
                 <w:szCs w:val="28"/>
                 <w:lang w:val="en-US"/>
               </w:rPr>
-              <w:t>Fayllar va kataloglar bilan ishlashga doir masalalar yechish</w:t>
-            </w:r>
+              <w:t>Fayllar</w:t>
+            </w:r>
+            <w:proofErr w:type="spellEnd"/>
+            <w:r>
+              <w:rPr>
+                <w:szCs w:val="28"/>
+                <w:lang w:val="en-US"/>
+              </w:rPr>
+              <w:t xml:space="preserve"> </w:t>
+            </w:r>
+            <w:proofErr w:type="spellStart"/>
+            <w:r>
+              <w:rPr>
+                <w:szCs w:val="28"/>
+                <w:lang w:val="en-US"/>
+              </w:rPr>
+              <w:t>va</w:t>
+            </w:r>
+            <w:proofErr w:type="spellEnd"/>
+            <w:r>
+              <w:rPr>
+                <w:szCs w:val="28"/>
+                <w:lang w:val="en-US"/>
+              </w:rPr>
+              <w:t xml:space="preserve"> </w:t>
+            </w:r>
+            <w:proofErr w:type="spellStart"/>
+            <w:r>
+              <w:rPr>
+                <w:szCs w:val="28"/>
+                <w:lang w:val="en-US"/>
+              </w:rPr>
+              <w:t>kataloglar</w:t>
+            </w:r>
+            <w:proofErr w:type="spellEnd"/>
+            <w:r>
+              <w:rPr>
+                <w:szCs w:val="28"/>
+                <w:lang w:val="en-US"/>
+              </w:rPr>
+              <w:t xml:space="preserve"> </w:t>
+            </w:r>
+            <w:proofErr w:type="spellStart"/>
+            <w:r>
+              <w:rPr>
+                <w:szCs w:val="28"/>
+                <w:lang w:val="en-US"/>
+              </w:rPr>
+              <w:t>bilan</w:t>
+            </w:r>
+            <w:proofErr w:type="spellEnd"/>
+            <w:r>
+              <w:rPr>
+                <w:szCs w:val="28"/>
+                <w:lang w:val="en-US"/>
+              </w:rPr>
+              <w:t xml:space="preserve"> </w:t>
+            </w:r>
+            <w:proofErr w:type="spellStart"/>
+            <w:r>
+              <w:rPr>
+                <w:szCs w:val="28"/>
+                <w:lang w:val="en-US"/>
+              </w:rPr>
+              <w:t>ishlashga</w:t>
+            </w:r>
+            <w:proofErr w:type="spellEnd"/>
+            <w:r>
+              <w:rPr>
+                <w:szCs w:val="28"/>
+                <w:lang w:val="en-US"/>
+              </w:rPr>
+              <w:t xml:space="preserve"> </w:t>
+            </w:r>
+            <w:proofErr w:type="spellStart"/>
+            <w:r>
+              <w:rPr>
+                <w:szCs w:val="28"/>
+                <w:lang w:val="en-US"/>
+              </w:rPr>
+              <w:t>doir</w:t>
+            </w:r>
+            <w:proofErr w:type="spellEnd"/>
+            <w:r>
+              <w:rPr>
+                <w:szCs w:val="28"/>
+                <w:lang w:val="en-US"/>
+              </w:rPr>
+              <w:t xml:space="preserve"> </w:t>
+            </w:r>
+            <w:proofErr w:type="spellStart"/>
+            <w:r>
+              <w:rPr>
+                <w:szCs w:val="28"/>
+                <w:lang w:val="en-US"/>
+              </w:rPr>
+              <w:t>masalalar</w:t>
+            </w:r>
+            <w:proofErr w:type="spellEnd"/>
+            <w:r>
+              <w:rPr>
+                <w:szCs w:val="28"/>
+                <w:lang w:val="en-US"/>
+              </w:rPr>
+              <w:t xml:space="preserve"> </w:t>
+            </w:r>
+            <w:proofErr w:type="spellStart"/>
+            <w:r>
+              <w:rPr>
+                <w:szCs w:val="28"/>
+                <w:lang w:val="en-US"/>
+              </w:rPr>
+              <w:t>yechish</w:t>
+            </w:r>
+            <w:proofErr w:type="spellEnd"/>
             <w:r>
               <w:rPr>
                 <w:lang w:val="en-US"/>
@@ -5627,6 +7774,7 @@
             <w:pPr>
               <w:jc w:val="center"/>
             </w:pPr>
+            <w:proofErr w:type="spellStart"/>
             <w:r>
               <w:rPr>
                 <w:color w:val="000000"/>
@@ -5634,6 +7782,7 @@
               </w:rPr>
               <w:t>Guruhli</w:t>
             </w:r>
+            <w:proofErr w:type="spellEnd"/>
           </w:p>
         </w:tc>
         <w:tc>
@@ -5689,19 +7838,133 @@
               </w:rPr>
               <w:t>“</w:t>
             </w:r>
-            <w:r>
-              <w:rPr>
-                <w:bCs/>
-                <w:lang w:val="en-US"/>
-              </w:rPr>
-              <w:t>Sun’iy intellekt asoslari</w:t>
-            </w:r>
-            <w:r>
-              <w:rPr>
-                <w:bCs/>
-                <w:lang w:val="en-US"/>
-              </w:rPr>
-              <w:t>” faniga kirish va asosiy tushunchalari.</w:t>
+            <w:proofErr w:type="spellStart"/>
+            <w:r>
+              <w:rPr>
+                <w:bCs/>
+                <w:lang w:val="en-US"/>
+              </w:rPr>
+              <w:t>Sun’iy</w:t>
+            </w:r>
+            <w:proofErr w:type="spellEnd"/>
+            <w:r>
+              <w:rPr>
+                <w:bCs/>
+                <w:lang w:val="en-US"/>
+              </w:rPr>
+              <w:t xml:space="preserve"> </w:t>
+            </w:r>
+            <w:proofErr w:type="spellStart"/>
+            <w:r>
+              <w:rPr>
+                <w:bCs/>
+                <w:lang w:val="en-US"/>
+              </w:rPr>
+              <w:t>intellekt</w:t>
+            </w:r>
+            <w:proofErr w:type="spellEnd"/>
+            <w:r>
+              <w:rPr>
+                <w:bCs/>
+                <w:lang w:val="en-US"/>
+              </w:rPr>
+              <w:t xml:space="preserve"> </w:t>
+            </w:r>
+            <w:proofErr w:type="spellStart"/>
+            <w:r>
+              <w:rPr>
+                <w:bCs/>
+                <w:lang w:val="en-US"/>
+              </w:rPr>
+              <w:t>asoslari</w:t>
+            </w:r>
+            <w:proofErr w:type="spellEnd"/>
+            <w:r>
+              <w:rPr>
+                <w:bCs/>
+                <w:lang w:val="en-US"/>
+              </w:rPr>
+              <w:t xml:space="preserve">” </w:t>
+            </w:r>
+            <w:proofErr w:type="spellStart"/>
+            <w:r>
+              <w:rPr>
+                <w:bCs/>
+                <w:lang w:val="en-US"/>
+              </w:rPr>
+              <w:t>faniga</w:t>
+            </w:r>
+            <w:proofErr w:type="spellEnd"/>
+            <w:r>
+              <w:rPr>
+                <w:bCs/>
+                <w:lang w:val="en-US"/>
+              </w:rPr>
+              <w:t xml:space="preserve"> </w:t>
+            </w:r>
+            <w:proofErr w:type="spellStart"/>
+            <w:r>
+              <w:rPr>
+                <w:bCs/>
+                <w:lang w:val="en-US"/>
+              </w:rPr>
+              <w:t>kirish</w:t>
+            </w:r>
+            <w:proofErr w:type="spellEnd"/>
+            <w:r>
+              <w:rPr>
+                <w:bCs/>
+                <w:lang w:val="en-US"/>
+              </w:rPr>
+              <w:t xml:space="preserve"> </w:t>
+            </w:r>
+            <w:proofErr w:type="spellStart"/>
+            <w:r>
+              <w:rPr>
+                <w:bCs/>
+                <w:lang w:val="en-US"/>
+              </w:rPr>
+              <w:t>va</w:t>
+            </w:r>
+            <w:proofErr w:type="spellEnd"/>
+            <w:r>
+              <w:rPr>
+                <w:bCs/>
+                <w:lang w:val="en-US"/>
+              </w:rPr>
+              <w:t xml:space="preserve"> </w:t>
+            </w:r>
+            <w:proofErr w:type="spellStart"/>
+            <w:r>
+              <w:rPr>
+                <w:bCs/>
+                <w:lang w:val="en-US"/>
+              </w:rPr>
+              <w:t>asosiy</w:t>
+            </w:r>
+            <w:proofErr w:type="spellEnd"/>
+            <w:r>
+              <w:rPr>
+                <w:bCs/>
+                <w:lang w:val="en-US"/>
+              </w:rPr>
+              <w:t xml:space="preserve"> </w:t>
+            </w:r>
+            <w:proofErr w:type="spellStart"/>
+            <w:r>
+              <w:rPr>
+                <w:bCs/>
+                <w:lang w:val="en-US"/>
+              </w:rPr>
+              <w:t>tushunchalari</w:t>
+            </w:r>
+            <w:proofErr w:type="spellEnd"/>
+            <w:r>
+              <w:rPr>
+                <w:bCs/>
+                <w:lang w:val="en-US"/>
+              </w:rPr>
+              <w:t>.</w:t>
             </w:r>
           </w:p>
           <w:p>
@@ -5719,7 +7982,16 @@
                 <w:bCs/>
                 <w:lang w:val="en-US"/>
               </w:rPr>
-              <w:t>14-mash</w:t>
+              <w:t>14-</w:t>
+            </w:r>
+            <w:proofErr w:type="gramStart"/>
+            <w:r>
+              <w:rPr>
+                <w:b/>
+                <w:bCs/>
+                <w:lang w:val="en-US"/>
+              </w:rPr>
+              <w:t>mash</w:t>
             </w:r>
             <w:r>
               <w:rPr>
@@ -5729,6 +8001,7 @@
               </w:rPr>
               <w:t>g‘</w:t>
             </w:r>
+            <w:proofErr w:type="gramEnd"/>
             <w:r>
               <w:rPr>
                 <w:b/>
@@ -5749,14 +8022,34 @@
               </w:rPr>
               <w:t xml:space="preserve"> </w:t>
             </w:r>
+            <w:proofErr w:type="spellStart"/>
             <w:r>
               <w:rPr>
                 <w:bCs/>
                 <w:szCs w:val="20"/>
                 <w:lang w:val="en-US"/>
               </w:rPr>
-              <w:t>Pythonda OOP asoslari</w:t>
-            </w:r>
+              <w:t>Pythonda</w:t>
+            </w:r>
+            <w:proofErr w:type="spellEnd"/>
+            <w:r>
+              <w:rPr>
+                <w:bCs/>
+                <w:szCs w:val="20"/>
+                <w:lang w:val="en-US"/>
+              </w:rPr>
+              <w:t xml:space="preserve"> OOP </w:t>
+            </w:r>
+            <w:proofErr w:type="spellStart"/>
+            <w:r>
+              <w:rPr>
+                <w:bCs/>
+                <w:szCs w:val="20"/>
+                <w:lang w:val="en-US"/>
+              </w:rPr>
+              <w:t>asoslari</w:t>
+            </w:r>
+            <w:proofErr w:type="spellEnd"/>
             <w:r>
               <w:rPr>
                 <w:bCs/>
@@ -5919,6 +8212,7 @@
             <w:pPr>
               <w:jc w:val="center"/>
             </w:pPr>
+            <w:proofErr w:type="spellStart"/>
             <w:r>
               <w:rPr>
                 <w:color w:val="000000"/>
@@ -5926,6 +8220,7 @@
               </w:rPr>
               <w:t>Amaliy</w:t>
             </w:r>
+            <w:proofErr w:type="spellEnd"/>
           </w:p>
         </w:tc>
         <w:tc>
@@ -5981,19 +8276,133 @@
               </w:rPr>
               <w:t>“</w:t>
             </w:r>
-            <w:r>
-              <w:rPr>
-                <w:bCs/>
-                <w:lang w:val="en-US"/>
-              </w:rPr>
-              <w:t>Sun’iy intellekt asoslari</w:t>
-            </w:r>
-            <w:r>
-              <w:rPr>
-                <w:bCs/>
-                <w:lang w:val="en-US"/>
-              </w:rPr>
-              <w:t>” faniga kirish va asosiy tushunchalari.</w:t>
+            <w:proofErr w:type="spellStart"/>
+            <w:r>
+              <w:rPr>
+                <w:bCs/>
+                <w:lang w:val="en-US"/>
+              </w:rPr>
+              <w:t>Sun’iy</w:t>
+            </w:r>
+            <w:proofErr w:type="spellEnd"/>
+            <w:r>
+              <w:rPr>
+                <w:bCs/>
+                <w:lang w:val="en-US"/>
+              </w:rPr>
+              <w:t xml:space="preserve"> </w:t>
+            </w:r>
+            <w:proofErr w:type="spellStart"/>
+            <w:r>
+              <w:rPr>
+                <w:bCs/>
+                <w:lang w:val="en-US"/>
+              </w:rPr>
+              <w:t>intellekt</w:t>
+            </w:r>
+            <w:proofErr w:type="spellEnd"/>
+            <w:r>
+              <w:rPr>
+                <w:bCs/>
+                <w:lang w:val="en-US"/>
+              </w:rPr>
+              <w:t xml:space="preserve"> </w:t>
+            </w:r>
+            <w:proofErr w:type="spellStart"/>
+            <w:r>
+              <w:rPr>
+                <w:bCs/>
+                <w:lang w:val="en-US"/>
+              </w:rPr>
+              <w:t>asoslari</w:t>
+            </w:r>
+            <w:proofErr w:type="spellEnd"/>
+            <w:r>
+              <w:rPr>
+                <w:bCs/>
+                <w:lang w:val="en-US"/>
+              </w:rPr>
+              <w:t xml:space="preserve">” </w:t>
+            </w:r>
+            <w:proofErr w:type="spellStart"/>
+            <w:r>
+              <w:rPr>
+                <w:bCs/>
+                <w:lang w:val="en-US"/>
+              </w:rPr>
+              <w:t>faniga</w:t>
+            </w:r>
+            <w:proofErr w:type="spellEnd"/>
+            <w:r>
+              <w:rPr>
+                <w:bCs/>
+                <w:lang w:val="en-US"/>
+              </w:rPr>
+              <w:t xml:space="preserve"> </w:t>
+            </w:r>
+            <w:proofErr w:type="spellStart"/>
+            <w:r>
+              <w:rPr>
+                <w:bCs/>
+                <w:lang w:val="en-US"/>
+              </w:rPr>
+              <w:t>kirish</w:t>
+            </w:r>
+            <w:proofErr w:type="spellEnd"/>
+            <w:r>
+              <w:rPr>
+                <w:bCs/>
+                <w:lang w:val="en-US"/>
+              </w:rPr>
+              <w:t xml:space="preserve"> </w:t>
+            </w:r>
+            <w:proofErr w:type="spellStart"/>
+            <w:r>
+              <w:rPr>
+                <w:bCs/>
+                <w:lang w:val="en-US"/>
+              </w:rPr>
+              <w:t>va</w:t>
+            </w:r>
+            <w:proofErr w:type="spellEnd"/>
+            <w:r>
+              <w:rPr>
+                <w:bCs/>
+                <w:lang w:val="en-US"/>
+              </w:rPr>
+              <w:t xml:space="preserve"> </w:t>
+            </w:r>
+            <w:proofErr w:type="spellStart"/>
+            <w:r>
+              <w:rPr>
+                <w:bCs/>
+                <w:lang w:val="en-US"/>
+              </w:rPr>
+              <w:t>asosiy</w:t>
+            </w:r>
+            <w:proofErr w:type="spellEnd"/>
+            <w:r>
+              <w:rPr>
+                <w:bCs/>
+                <w:lang w:val="en-US"/>
+              </w:rPr>
+              <w:t xml:space="preserve"> </w:t>
+            </w:r>
+            <w:proofErr w:type="spellStart"/>
+            <w:r>
+              <w:rPr>
+                <w:bCs/>
+                <w:lang w:val="en-US"/>
+              </w:rPr>
+              <w:t>tushunchalari</w:t>
+            </w:r>
+            <w:proofErr w:type="spellEnd"/>
+            <w:r>
+              <w:rPr>
+                <w:bCs/>
+                <w:lang w:val="en-US"/>
+              </w:rPr>
+              <w:t>.</w:t>
             </w:r>
           </w:p>
           <w:p>
@@ -6011,7 +8420,16 @@
                 <w:bCs/>
                 <w:lang w:val="en-US"/>
               </w:rPr>
-              <w:t>15-mash</w:t>
+              <w:t>15-</w:t>
+            </w:r>
+            <w:proofErr w:type="gramStart"/>
+            <w:r>
+              <w:rPr>
+                <w:b/>
+                <w:bCs/>
+                <w:lang w:val="en-US"/>
+              </w:rPr>
+              <w:t>mash</w:t>
             </w:r>
             <w:r>
               <w:rPr>
@@ -6021,6 +8439,7 @@
               </w:rPr>
               <w:t>g‘</w:t>
             </w:r>
+            <w:proofErr w:type="gramEnd"/>
             <w:r>
               <w:rPr>
                 <w:b/>
@@ -6047,13 +8466,47 @@
               </w:rPr>
               <w:t xml:space="preserve"> </w:t>
             </w:r>
+            <w:proofErr w:type="spellStart"/>
             <w:r>
               <w:rPr>
                 <w:szCs w:val="20"/>
                 <w:lang w:val="en-US"/>
               </w:rPr>
-              <w:t>Pythonda Vorislikdan foydalanish</w:t>
-            </w:r>
+              <w:t>Pythonda</w:t>
+            </w:r>
+            <w:proofErr w:type="spellEnd"/>
+            <w:r>
+              <w:rPr>
+                <w:szCs w:val="20"/>
+                <w:lang w:val="en-US"/>
+              </w:rPr>
+              <w:t xml:space="preserve"> </w:t>
+            </w:r>
+            <w:proofErr w:type="spellStart"/>
+            <w:r>
+              <w:rPr>
+                <w:szCs w:val="20"/>
+                <w:lang w:val="en-US"/>
+              </w:rPr>
+              <w:t>Vorislikdan</w:t>
+            </w:r>
+            <w:proofErr w:type="spellEnd"/>
+            <w:r>
+              <w:rPr>
+                <w:szCs w:val="20"/>
+                <w:lang w:val="en-US"/>
+              </w:rPr>
+              <w:t xml:space="preserve"> </w:t>
+            </w:r>
+            <w:proofErr w:type="spellStart"/>
+            <w:r>
+              <w:rPr>
+                <w:szCs w:val="20"/>
+                <w:lang w:val="en-US"/>
+              </w:rPr>
+              <w:t>foydalanish</w:t>
+            </w:r>
+            <w:proofErr w:type="spellEnd"/>
             <w:r>
               <w:rPr>
                 <w:lang w:val="en-US"/>
@@ -6300,8 +8753,6 @@
               </w:rPr>
               <w:t>30</w:t>
             </w:r>
-            <w:bookmarkStart w:id="0" w:name="_GoBack"/>
-            <w:bookmarkEnd w:id="0"/>
             <w:r>
               <w:rPr>
                 <w:b/>
@@ -6439,17 +8890,37 @@
               </w:rPr>
               <w:t xml:space="preserve">Axborot texnologiyalari va </w:t>
             </w:r>
+            <w:proofErr w:type="spellStart"/>
             <w:r>
               <w:rPr>
                 <w:bCs/>
                 <w:sz w:val="28"/>
                 <w:lang w:val="en-US"/>
               </w:rPr>
-              <w:t>sun’iy intellekt</w:t>
-            </w:r>
-            <w:r>
-              <w:rPr>
+              <w:t>sun’iy</w:t>
+            </w:r>
+            <w:proofErr w:type="spellEnd"/>
+            <w:r>
+              <w:rPr>
+                <w:bCs/>
                 <w:sz w:val="28"/>
+                <w:lang w:val="en-US"/>
+              </w:rPr>
+              <w:t xml:space="preserve"> </w:t>
+            </w:r>
+            <w:proofErr w:type="spellStart"/>
+            <w:r>
+              <w:rPr>
+                <w:bCs/>
+                <w:sz w:val="28"/>
+                <w:lang w:val="en-US"/>
+              </w:rPr>
+              <w:t>intellekt</w:t>
+            </w:r>
+            <w:proofErr w:type="spellEnd"/>
+            <w:r>
+              <w:rPr>
+                <w:sz w:val="28"/>
                 <w:lang w:val="uz-Cyrl-UZ"/>
               </w:rPr>
               <w:t xml:space="preserve">” kafedrasi boshlig‘i, </w:t>
@@ -6459,8 +8930,17 @@
                 <w:sz w:val="28"/>
                 <w:lang w:val="en-US"/>
               </w:rPr>
-              <w:t>PhD, professor, kapitan</w:t>
-            </w:r>
+              <w:t xml:space="preserve">PhD, professor, </w:t>
+            </w:r>
+            <w:proofErr w:type="spellStart"/>
+            <w:r>
+              <w:rPr>
+                <w:sz w:val="28"/>
+                <w:lang w:val="en-US"/>
+              </w:rPr>
+              <w:t>kapitan</w:t>
+            </w:r>
+            <w:proofErr w:type="spellEnd"/>
           </w:p>
         </w:tc>
         <w:tc>
@@ -6641,17 +9121,37 @@
               </w:rPr>
               <w:t xml:space="preserve">Axborot texnologiyalari va </w:t>
             </w:r>
+            <w:proofErr w:type="spellStart"/>
             <w:r>
               <w:rPr>
                 <w:bCs/>
                 <w:sz w:val="28"/>
                 <w:lang w:val="en-US"/>
               </w:rPr>
-              <w:t>sun’iy intellekt</w:t>
-            </w:r>
-            <w:r>
-              <w:rPr>
+              <w:t>sun’iy</w:t>
+            </w:r>
+            <w:proofErr w:type="spellEnd"/>
+            <w:r>
+              <w:rPr>
+                <w:bCs/>
                 <w:sz w:val="28"/>
+                <w:lang w:val="en-US"/>
+              </w:rPr>
+              <w:t xml:space="preserve"> </w:t>
+            </w:r>
+            <w:proofErr w:type="spellStart"/>
+            <w:r>
+              <w:rPr>
+                <w:bCs/>
+                <w:sz w:val="28"/>
+                <w:lang w:val="en-US"/>
+              </w:rPr>
+              <w:t>intellekt</w:t>
+            </w:r>
+            <w:proofErr w:type="spellEnd"/>
+            <w:r>
+              <w:rPr>
+                <w:sz w:val="28"/>
                 <w:lang w:val="uz-Cyrl-UZ"/>
               </w:rPr>
               <w:t xml:space="preserve">” kafedrasi </w:t>
@@ -6661,15 +9161,64 @@
                 <w:sz w:val="28"/>
                 <w:lang w:val="en-US"/>
               </w:rPr>
-              <w:t xml:space="preserve">“Sun’iy intellekt” sikli </w:t>
-            </w:r>
+              <w:t>“</w:t>
+            </w:r>
+            <w:proofErr w:type="spellStart"/>
             <w:r>
               <w:rPr>
                 <w:sz w:val="28"/>
+                <w:lang w:val="en-US"/>
+              </w:rPr>
+              <w:t>Sun’iy</w:t>
+            </w:r>
+            <w:proofErr w:type="spellEnd"/>
+            <w:r>
+              <w:rPr>
+                <w:sz w:val="28"/>
+                <w:lang w:val="en-US"/>
+              </w:rPr>
+              <w:t xml:space="preserve"> </w:t>
+            </w:r>
+            <w:proofErr w:type="spellStart"/>
+            <w:r>
+              <w:rPr>
+                <w:sz w:val="28"/>
+                <w:lang w:val="en-US"/>
+              </w:rPr>
+              <w:t>intellekt</w:t>
+            </w:r>
+            <w:proofErr w:type="spellEnd"/>
+            <w:r>
+              <w:rPr>
+                <w:sz w:val="28"/>
+                <w:lang w:val="en-US"/>
+              </w:rPr>
+              <w:t xml:space="preserve">” </w:t>
+            </w:r>
+            <w:proofErr w:type="spellStart"/>
+            <w:r>
+              <w:rPr>
+                <w:sz w:val="28"/>
+                <w:lang w:val="en-US"/>
+              </w:rPr>
+              <w:t>sikli</w:t>
+            </w:r>
+            <w:proofErr w:type="spellEnd"/>
+            <w:r>
+              <w:rPr>
+                <w:sz w:val="28"/>
+                <w:lang w:val="en-US"/>
+              </w:rPr>
+              <w:t xml:space="preserve"> </w:t>
+            </w:r>
+            <w:r>
+              <w:rPr>
+                <w:sz w:val="28"/>
                 <w:lang w:val="uz-Cyrl-UZ"/>
               </w:rPr>
               <w:t xml:space="preserve">boshlig‘i, </w:t>
             </w:r>
+            <w:proofErr w:type="spellStart"/>
             <w:r>
               <w:rPr>
                 <w:sz w:val="28"/>
@@ -6677,6 +9226,7 @@
               </w:rPr>
               <w:t>kapitan</w:t>
             </w:r>
+            <w:proofErr w:type="spellEnd"/>
           </w:p>
         </w:tc>
         <w:tc>
@@ -6794,7 +9344,7 @@
 </file>
 
 <file path=word/numbering.xml><?xml version="1.0" encoding="utf-8"?>
-<w:numbering xmlns:wpc="http://schemas.microsoft.com/office/word/2010/wordprocessingCanvas" xmlns:cx="http://schemas.microsoft.com/office/drawing/2014/chartex" xmlns:cx1="http://schemas.microsoft.com/office/drawing/2015/9/8/chartex" xmlns:cx2="http://schemas.microsoft.com/office/drawing/2015/10/21/chartex" xmlns:cx3="http://schemas.microsoft.com/office/drawing/2016/5/9/chartex" xmlns:cx4="http://schemas.microsoft.com/office/drawing/2016/5/10/chartex" xmlns:cx5="http://schemas.microsoft.com/office/drawing/2016/5/11/chartex" xmlns:cx6="http://schemas.microsoft.com/office/drawing/2016/5/12/chartex" xmlns:cx7="http://schemas.microsoft.com/office/drawing/2016/5/13/chartex" xmlns:cx8="http://schemas.microsoft.com/office/drawing/2016/5/14/chartex" xmlns:mc="http://schemas.openxmlformats.org/markup-compatibility/2006" xmlns:aink="http://schemas.microsoft.com/office/drawing/2016/ink" xmlns:am3d="http://schemas.microsoft.com/office/drawing/2017/model3d" xmlns:o="urn:schemas-microsoft-com:office:office" xmlns:r="http://schemas.openxmlformats.org/officeDocument/2006/relationships" xmlns:m="http://schemas.openxmlformats.org/officeDocument/2006/math" xmlns:v="urn:schemas-microsoft-com:vml" xmlns:wp14="http://schemas.microsoft.com/office/word/2010/wordprocessingDrawing" xmlns:wp="http://schemas.openxmlformats.org/drawingml/2006/wordprocessingDrawing" xmlns:w10="urn:schemas-microsoft-com:office:word" xmlns:w="http://schemas.openxmlformats.org/wordprocessingml/2006/main" xmlns:w14="http://schemas.microsoft.com/office/word/2010/wordml" xmlns:w15="http://schemas.microsoft.com/office/word/2012/wordml" xmlns:w16cid="http://schemas.microsoft.com/office/word/2016/wordml/cid" xmlns:w16se="http://schemas.microsoft.com/office/word/2015/wordml/symex" xmlns:wpg="http://schemas.microsoft.com/office/word/2010/wordprocessingGroup" xmlns:wpi="http://schemas.microsoft.com/office/word/2010/wordprocessingInk" xmlns:wne="http://schemas.microsoft.com/office/word/2006/wordml" xmlns:wps="http://schemas.microsoft.com/office/word/2010/wordprocessingShape" mc:Ignorable="w14 w15 w16se w16cid wp14">
+<w:numbering xmlns:wpc="http://schemas.microsoft.com/office/word/2010/wordprocessingCanvas" xmlns:cx="http://schemas.microsoft.com/office/drawing/2014/chartex" xmlns:cx1="http://schemas.microsoft.com/office/drawing/2015/9/8/chartex" xmlns:cx2="http://schemas.microsoft.com/office/drawing/2015/10/21/chartex" xmlns:cx3="http://schemas.microsoft.com/office/drawing/2016/5/9/chartex" xmlns:cx4="http://schemas.microsoft.com/office/drawing/2016/5/10/chartex" xmlns:cx5="http://schemas.microsoft.com/office/drawing/2016/5/11/chartex" xmlns:cx6="http://schemas.microsoft.com/office/drawing/2016/5/12/chartex" xmlns:cx7="http://schemas.microsoft.com/office/drawing/2016/5/13/chartex" xmlns:cx8="http://schemas.microsoft.com/office/drawing/2016/5/14/chartex" xmlns:mc="http://schemas.openxmlformats.org/markup-compatibility/2006" xmlns:aink="http://schemas.microsoft.com/office/drawing/2016/ink" xmlns:am3d="http://schemas.microsoft.com/office/drawing/2017/model3d" xmlns:o="urn:schemas-microsoft-com:office:office" xmlns:r="http://schemas.openxmlformats.org/officeDocument/2006/relationships" xmlns:m="http://schemas.openxmlformats.org/officeDocument/2006/math" xmlns:v="urn:schemas-microsoft-com:vml" xmlns:wp14="http://schemas.microsoft.com/office/word/2010/wordprocessingDrawing" xmlns:wp="http://schemas.openxmlformats.org/drawingml/2006/wordprocessingDrawing" xmlns:w10="urn:schemas-microsoft-com:office:word" xmlns:w="http://schemas.openxmlformats.org/wordprocessingml/2006/main" xmlns:w14="http://schemas.microsoft.com/office/word/2010/wordml" xmlns:w15="http://schemas.microsoft.com/office/word/2012/wordml" xmlns:w16cex="http://schemas.microsoft.com/office/word/2018/wordml/cex" xmlns:w16cid="http://schemas.microsoft.com/office/word/2016/wordml/cid" xmlns:w16="http://schemas.microsoft.com/office/word/2018/wordml" xmlns:w16se="http://schemas.microsoft.com/office/word/2015/wordml/symex" xmlns:wpg="http://schemas.microsoft.com/office/word/2010/wordprocessingGroup" xmlns:wpi="http://schemas.microsoft.com/office/word/2010/wordprocessingInk" xmlns:wne="http://schemas.microsoft.com/office/word/2006/wordml" xmlns:wps="http://schemas.microsoft.com/office/word/2010/wordprocessingShape" mc:Ignorable="w14 w15 w16se w16cid w16 w16cex wp14">
   <w:abstractNum w:abstractNumId="0" w15:restartNumberingAfterBreak="0">
     <w:nsid w:val="019E39A5"/>
     <w:multiLevelType w:val="hybridMultilevel"/>
@@ -10105,7 +12655,7 @@
 </file>
 
 <file path=word/styles.xml><?xml version="1.0" encoding="utf-8"?>
-<w:styles xmlns:mc="http://schemas.openxmlformats.org/markup-compatibility/2006" xmlns:r="http://schemas.openxmlformats.org/officeDocument/2006/relationships" xmlns:w="http://schemas.openxmlformats.org/wordprocessingml/2006/main" xmlns:w14="http://schemas.microsoft.com/office/word/2010/wordml" xmlns:w15="http://schemas.microsoft.com/office/word/2012/wordml" xmlns:w16cid="http://schemas.microsoft.com/office/word/2016/wordml/cid" xmlns:w16se="http://schemas.microsoft.com/office/word/2015/wordml/symex" mc:Ignorable="w14 w15 w16se w16cid">
+<w:styles xmlns:mc="http://schemas.openxmlformats.org/markup-compatibility/2006" xmlns:r="http://schemas.openxmlformats.org/officeDocument/2006/relationships" xmlns:w="http://schemas.openxmlformats.org/wordprocessingml/2006/main" xmlns:w14="http://schemas.microsoft.com/office/word/2010/wordml" xmlns:w15="http://schemas.microsoft.com/office/word/2012/wordml" xmlns:w16cex="http://schemas.microsoft.com/office/word/2018/wordml/cex" xmlns:w16cid="http://schemas.microsoft.com/office/word/2016/wordml/cid" xmlns:w16="http://schemas.microsoft.com/office/word/2018/wordml" xmlns:w16se="http://schemas.microsoft.com/office/word/2015/wordml/symex" mc:Ignorable="w14 w15 w16se w16cid w16 w16cex">
   <w:docDefaults>
     <w:rPrDefault>
       <w:rPr>
@@ -10121,7 +12671,7 @@
       </w:pPr>
     </w:pPrDefault>
   </w:docDefaults>
-  <w:latentStyles w:defLockedState="0" w:defUIPriority="99" w:defSemiHidden="0" w:defUnhideWhenUsed="0" w:defQFormat="0" w:count="377">
+  <w:latentStyles w:defLockedState="0" w:defUIPriority="99" w:defSemiHidden="0" w:defUnhideWhenUsed="0" w:defQFormat="0" w:count="376">
     <w:lsdException w:name="Normal" w:uiPriority="0" w:qFormat="1"/>
     <w:lsdException w:name="heading 1" w:uiPriority="9" w:qFormat="1"/>
     <w:lsdException w:name="heading 2" w:semiHidden="1" w:uiPriority="9" w:unhideWhenUsed="1" w:qFormat="1"/>
@@ -10498,7 +13048,6 @@
     <w:lsdException w:name="Hashtag" w:semiHidden="1" w:unhideWhenUsed="1"/>
     <w:lsdException w:name="Unresolved Mention" w:semiHidden="1" w:unhideWhenUsed="1"/>
     <w:lsdException w:name="Smart Link" w:semiHidden="1" w:unhideWhenUsed="1"/>
-    <w:lsdException w:name="Smart Link Error" w:semiHidden="1" w:unhideWhenUsed="1"/>
   </w:latentStyles>
   <w:style w:type="paragraph" w:default="1" w:styleId="a">
     <w:name w:val="Normal"/>
@@ -10945,7 +13494,7 @@
 </file>
 
 <file path=customXml/itemProps1.xml><?xml version="1.0" encoding="utf-8"?>
-<ds:datastoreItem xmlns:ds="http://schemas.openxmlformats.org/officeDocument/2006/customXml" ds:itemID="{57AA4AB5-6058-4F8C-B7E5-3D722E68E01A}">
+<ds:datastoreItem xmlns:ds="http://schemas.openxmlformats.org/officeDocument/2006/customXml" ds:itemID="{58AA8363-F1DD-4C5F-9DA9-8287918F718F}">
   <ds:schemaRefs>
     <ds:schemaRef ds:uri="http://schemas.openxmlformats.org/officeDocument/2006/bibliography"/>
   </ds:schemaRefs>
